--- a/downloads/documents/04 Units/Unit 04 - Environmental Design and Management - Spaces We Live In/Unit 04 - Environmental Design and Management - Spaces We Live In.docx
+++ b/downloads/documents/04 Units/Unit 04 - Environmental Design and Management - Spaces We Live In/Unit 04 - Environmental Design and Management - Spaces We Live In.docx
@@ -4513,7 +4513,7 @@
         <w:t xml:space="preserve"> </w:t>
       </w:r>
       <w:r>
-        <w:t xml:space="preserve">the client cards carry a picture line at the top (a walker, a desk, a coat hook, a crib, a tiny house, a wheelchair) so the client can be identified before the text is read; the Needs and Wants List, the plan guide, and the pitch planner carry sentence frames and the key words in Turkish, Portuguese, and Spanish (</w:t>
+        <w:t xml:space="preserve">the client cards carry a picture line at the top (a walker, a desk, a coat hook, a crib, a tiny house, a wheelchair) so the client can be identified before the text is read; the Needs and Wants List, the plan guide, and the pitch planner carry sentence frames and the key words in Spanish (</w:t>
       </w:r>
       <w:r>
         <w:rPr>
@@ -7185,7 +7185,7 @@
         <w:t xml:space="preserve">Vocabulary 04.md</w:t>
       </w:r>
       <w:r>
-        <w:t xml:space="preserve">: 61 Tier 3 terms across the four topics with a one-line student definition and columns for Turkish, Portuguese, and Spanish, to be checked by a native speaker. Eleven Portuguese terms and eleven Turkish terms come from my Color in the Home vocabulary cards (with the diacritics restored, since my cards stripped them for the word search); the rest are new, including the words the landed lessons name (townhouse, manufactured home, clearance, turning circle, elevation, home inspector, energy auditor, property manager). The file also has sentence starters for the pitch, for the peer review, and for the repair stations in all four languages; the landed lessons name the frames they need (the family match, the calendar justification, the needs list, the pitch planner, the feedback slip), and the starters cover them.</w:t>
+        <w:t xml:space="preserve">: 61 Tier 3 terms across the four topics with a one-line student definition and a Spanish column, to be checked by a native speaker. The Topic 4.2 terms come from my Color in the Home vocabulary cards; the rest are new, including the words the landed lessons name (townhouse, manufactured home, clearance, turning circle, elevation, home inspector, energy auditor, property manager). The file also has sentence starters for the pitch, for the peer review, and for the repair stations in English and Spanish; the landed lessons name the frames they need (the family match, the calendar justification, the needs list, the pitch planner, the feedback slip), and the starters cover them.</w:t>
       </w:r>
     </w:p>
     <w:sectPr>

--- a/downloads/documents/04 Units/Unit 04 - Environmental Design and Management - Spaces We Live In/Unit 04 - Environmental Design and Management - Spaces We Live In.docx
+++ b/downloads/documents/04 Units/Unit 04 - Environmental Design and Management - Spaces We Live In/Unit 04 - Environmental Design and Management - Spaces We Live In.docx
@@ -2581,7 +2581,7 @@
         <w:t xml:space="preserve"> </w:t>
       </w:r>
       <w:r>
-        <w:t xml:space="preserve">4.2 (the home safety hunt and the emergency plan). That is the safety lesson of this unit: a student who leaves without knowing where the smoke detector goes and two ways out of the bedroom is the student who gets hurt. Lesson 4.3 (repairs) and 4.10 (the floor plan) are the next two to protect, because the project depends on 4.10 and the unit’s promise depends on 4.3; both lessons’ own notes say never cut the station time or the matching task.</w:t>
+        <w:t xml:space="preserve">4.2 (the home safety hunt and the emergency plan). That is the safety lesson of this unit: a student who leaves without knowing where the smoke detector goes and two ways out of the bedroom is the student who gets hurt. Lesson 4.3 (repairs) and 4.10 (the floor plan) are the next two to protect, because the project depends on 4.10 and the unit’s promise depends on 4.3; Lesson 4.3’s own notes say never cut the station time, and Lesson 4.10’s say never cut the measuring.</w:t>
       </w:r>
     </w:p>
     <w:p>
@@ -2657,7 +2657,7 @@
         <w:pStyle w:val="Compact"/>
       </w:pPr>
       <w:r>
-        <w:t xml:space="preserve">NYS EDM 1. Healthy, Safe, Sustainable Living Spaces b) Identify common safety hazards found in living spaces and describe ways to minimize risks to individuals, families, and household members : Lessons 4.2, 4.3, 4.17 (quoted as the state printed it; two phrases are fused in the PDF, see crosswalk D.4; 4.2 teaches the second phrase and 4.3 the first)</w:t>
+        <w:t xml:space="preserve">NYS EDM 1. Healthy, Safe, Sustainable Living Spaces b) Identify common safety hazards found in living spaces and describe ways to minimize risks to individuals, families, and household members : Lessons 4.2, 4.3, 4.17 (wording per the NYSED 2023 copy, see crosswalk E.5; 4.2 teaches the hazards half and 4.3 the maintenance half)</w:t>
       </w:r>
     </w:p>
     <w:p>
@@ -3457,7 +3457,7 @@
         <w:pStyle w:val="FirstParagraph"/>
       </w:pPr>
       <w:r>
-        <w:t xml:space="preserve">The state’s EDM module lists Standards 2 and 3. Every landed lesson except 4.13 and 4.16 cites Standard 2 with PI B; 4.13 cites Standard 3 with PI C and 4.16 cites Standard 3 with PI E, as the crosswalk’s EDM rows assign them.</w:t>
+        <w:t xml:space="preserve">The state’s EDM module lists Standards 2 and 3. Every lesson except 4.4, 4.5, 4.13, and 4.16 cites Standard 2 with PI B; 4.4 and 4.5 cite Standard 3 with PI B, 4.13 cites Standard 3 with PI C and 4.16 cites Standard 3 with PI E, as the crosswalk’s EDM rows assign them.</w:t>
       </w:r>
     </w:p>
     <w:p>
@@ -3492,7 +3492,7 @@
         <w:pStyle w:val="Compact"/>
       </w:pPr>
       <w:r>
-        <w:t xml:space="preserve">PI B: Students know the basics of managing a safe and healthy home. (Lessons 4.1, 4.2, 4.3, 4.11, 4.12, 4.14, 4.15, 4.17 as printed; 4.6 to 4.10 at unit level; the citation for EDM 1. a), 1. b), 1. c), and 2. a) through 2. e))</w:t>
+        <w:t xml:space="preserve">PI B: Students know the basics of managing a safe and healthy home. (Lessons 4.1, 4.2, 4.3, 4.6 to 4.12, 4.14, 4.15, 4.17 as printed; the citation for EDM 1. a), 1. b), 1. c), and 2. a) through 2. e))</w:t>
       </w:r>
     </w:p>
     <w:p>
@@ -3539,7 +3539,7 @@
         <w:pStyle w:val="Compact"/>
       </w:pPr>
       <w:r>
-        <w:t xml:space="preserve">PI B: Students understand the resources available to them, make informed decisions about the use of those resources, and know some ways to expand resources. (Lessons 4.4, 4.5 at unit level; the citation for EDM 1. d) and 3. b))</w:t>
+        <w:t xml:space="preserve">PI B: Students understand the resources available to them, make informed decisions about the use of those resources, and know some ways to expand resources. (Lessons 4.4, 4.5 as printed; the citation for EDM 1. d) and 3. b))</w:t>
       </w:r>
     </w:p>
     <w:p>
@@ -3753,9 +3753,9 @@
       <w:pPr>
         <w:pStyle w:val="Heading3"/>
       </w:pPr>
-      <w:bookmarkStart w:id="37" w:name="Xea1187dc4e65ddb10c6ffd602738d83b0be9c96"/>
-      <w:r>
-        <w:t xml:space="preserve">National FCS 3.0 (LEAD FCS Education, 2018 to 2028; text verbatim from the 3.0 compilation)</w:t>
+      <w:bookmarkStart w:id="37" w:name="Xbb5e99dcc8e88917d10e7f7b8086fdc1274b977"/>
+      <w:r>
+        <w:t xml:space="preserve">National FCS 3.0 (LEAD FCS Education, 2018 to 2028; descriptors paraphrased from the 3.0 compilation, crosswalk A.5)</w:t>
       </w:r>
       <w:bookmarkEnd w:id="37"/>
     </w:p>
@@ -3764,7 +3764,19 @@
         <w:pStyle w:val="FirstParagraph"/>
       </w:pPr>
       <w:r>
-        <w:t xml:space="preserve">The EDM module block prints only the comprehensive standards 2.0, 3.0, and 11.0 and the content standards 11.1, 11.2, and 11.3. Every competency below is confirmed verbatim in the 3.0 text (crosswalk B.4 and E.1) or in the research file. Where the block’s wording differs from 3.0, the 3.0 wording is cited.</w:t>
+        <w:t xml:space="preserve">The EDM module block prints only the comprehensive standards 2.0, 3.0, and 11.0 and the content standards 11.1, 11.2, and 11.3. Every competency number below is confirmed in the 3.0 text (crosswalk B.4 and E.1) or in</w:t>
+      </w:r>
+      <w:r>
+        <w:t xml:space="preserve"> </w:t>
+      </w:r>
+      <w:r>
+        <w:rPr>
+          <w:rStyle w:val="VerbatimChar"/>
+        </w:rPr>
+        <w:t xml:space="preserve">02 Standards/STANDARDS SOURCES - web research.md</w:t>
+      </w:r>
+      <w:r>
+        <w:t xml:space="preserve">, and the descriptor is paraphrased from the 3.0 text. Where the block’s wording differs from 3.0, the 3.0 competency is the one paraphrased.</w:t>
       </w:r>
     </w:p>
     <w:p>
@@ -3880,7 +3892,22 @@
         <w:pStyle w:val="Compact"/>
       </w:pPr>
       <w:r>
-        <w:t xml:space="preserve">11.9.1 Show the knowledge and skill to recycle and redesign. (Lesson 4.14; the research file confirmed only 11.9.1 under 11.9, and the page says so)</w:t>
+        <w:t xml:space="preserve">11.9.1 Show the knowledge and skill to recycle and redesign. (Lesson 4.14;</w:t>
+      </w:r>
+      <w:r>
+        <w:t xml:space="preserve"> </w:t>
+      </w:r>
+      <w:r>
+        <w:rPr>
+          <w:rStyle w:val="VerbatimChar"/>
+        </w:rPr>
+        <w:t xml:space="preserve">02 Standards/STANDARDS SOURCES - web research.md</w:t>
+      </w:r>
+      <w:r>
+        <w:t xml:space="preserve"> </w:t>
+      </w:r>
+      <w:r>
+        <w:t xml:space="preserve">confirms only 11.9.1 under 11.9)</w:t>
       </w:r>
     </w:p>
     <w:p>
@@ -3984,7 +4011,7 @@
         <w:pStyle w:val="Compact"/>
       </w:pPr>
       <w:r>
-        <w:t xml:space="preserve">3.4.5 Examine roles of government, culture, industry, and family in energy consumption. (Lesson 4.4, the heat pump slide)</w:t>
+        <w:t xml:space="preserve">3.4.5 Examine the parts government, culture, industry, and families each play in how energy gets used. (Lesson 4.4, the heat pump slide)</w:t>
       </w:r>
     </w:p>
     <w:p>
@@ -4008,7 +4035,7 @@
         <w:pStyle w:val="Compact"/>
       </w:pPr>
       <w:r>
-        <w:t xml:space="preserve">2.2.2 Summarize environmental trends and issues affecting families and future generations. (Lessons 4.1, 4.4)</w:t>
+        <w:t xml:space="preserve">2.2.2 Sum up the environmental trends and issues that affect families now and in the generations to come. (Lessons 4.1, 4.4)</w:t>
       </w:r>
     </w:p>
     <w:p>
@@ -4056,7 +4083,7 @@
         <w:pStyle w:val="Compact"/>
       </w:pPr>
       <w:r>
-        <w:t xml:space="preserve">11.4.5 Apply building codes, universal design guidelines, and regulations in space planning and arrangement of furniture and furnishings. (Lessons 4.10, 4.12; the traffic flow rules)</w:t>
+        <w:t xml:space="preserve">11.4.5 Use building codes, universal design guidelines, and regulations when planning a space and placing furniture and furnishings. (Lessons 4.10, 4.12; the traffic flow rules)</w:t>
       </w:r>
     </w:p>
     <w:p>
@@ -4068,7 +4095,7 @@
         <w:pStyle w:val="Compact"/>
       </w:pPr>
       <w:r>
-        <w:t xml:space="preserve">11.4.6 Demonstrate graphic communication skills (CAD, PowerPoint, sketching). (Lessons 4.10, 4.14; the daily sketch, the elevation, and the CAD preview)</w:t>
+        <w:t xml:space="preserve">11.4.6 Show graphic communication skills: sketching, slides, and CAD. (Lessons 4.10, 4.14; the daily sketch, the elevation, and the CAD preview)</w:t>
       </w:r>
     </w:p>
     <w:p>
@@ -4080,7 +4107,7 @@
         <w:pStyle w:val="Compact"/>
       </w:pPr>
       <w:r>
-        <w:t xml:space="preserve">11.3.3 Demonstrate measuring, estimating, ordering, purchasing, pricing, and repurposing skills. (Lessons 4.12, 4.13)</w:t>
+        <w:t xml:space="preserve">11.3.3 Show the skills of measuring, estimating, ordering, buying, pricing, and repurposing. (Lessons 4.12, 4.13)</w:t>
       </w:r>
     </w:p>
     <w:p>
@@ -4092,7 +4119,7 @@
         <w:pStyle w:val="Compact"/>
       </w:pPr>
       <w:r>
-        <w:t xml:space="preserve">11.3.4 Appraise various interior furnishings, finishes, fixtures, appliances, and equipment to provide cost and quality choices for clients. (Lesson 4.13; the crosswalk row for EDM 3. b))</w:t>
+        <w:t xml:space="preserve">11.3.4 Weigh interior furnishings, finishes, fixtures, appliances, and equipment to give a client choices on cost and quality. (Lesson 4.13; the crosswalk row for EDM 3. b))</w:t>
       </w:r>
     </w:p>
     <w:p>
@@ -4116,7 +4143,7 @@
         <w:pStyle w:val="Compact"/>
       </w:pPr>
       <w:r>
-        <w:t xml:space="preserve">11.1.2 Analyze career paths and opportunities for employment and entrepreneurial endeavors. (Lesson 4.16; the contractor and the one-person design business)</w:t>
+        <w:t xml:space="preserve">11.1.2 Examine the career paths and the openings for a job or a business of your own. (Lesson 4.16; the contractor and the one-person design business)</w:t>
       </w:r>
     </w:p>
     <w:p>
@@ -4128,7 +4155,7 @@
         <w:pStyle w:val="Compact"/>
       </w:pPr>
       <w:r>
-        <w:t xml:space="preserve">11.1.3 Summarize education, training, and credentialing requirements and opportunities for career paths in housing and interior design. (Lesson 4.16; the three paths; the crosswalk row for EDM 4. b))</w:t>
+        <w:t xml:space="preserve">11.1.3 Sum up the education, training, and credentials that housing and interior design careers require and the openings they offer. (Lesson 4.16; the three paths; the crosswalk row for EDM 4. b))</w:t>
       </w:r>
     </w:p>
     <w:p>
@@ -4140,7 +4167,7 @@
         <w:pStyle w:val="Compact"/>
       </w:pPr>
       <w:r>
-        <w:t xml:space="preserve">11.1.7 Analyze the attitudes, traits, and values of professional responsibility, accountability and effectiveness required for careers in housing and interior design. (Lesson 4.16; the crosswalk row for EDM 4. c))</w:t>
+        <w:t xml:space="preserve">11.1.7 Examine the attitudes, traits, and values (responsibility, accountability, and doing the job well) that housing and interior design careers require. (Lesson 4.16; the crosswalk row for EDM 4. c))</w:t>
       </w:r>
     </w:p>
     <w:p>
@@ -4214,7 +4241,19 @@
         <w:pStyle w:val="Compact"/>
       </w:pPr>
       <w:r>
-        <w:t xml:space="preserve">5.2 Demonstrate planning, organizing, and maintaining an efficient operation of residential or commercial facilities. (Lesson 4.3 prints it; Area 5 competencies were not extracted in the research file, so 5.2 is cited as a content standard only.)</w:t>
+        <w:t xml:space="preserve">5.2 Demonstrate planning, organizing, and maintaining an efficient operation of residential or commercial facilities. (Lesson 4.3 prints it; the Area 5 competencies are not in</w:t>
+      </w:r>
+      <w:r>
+        <w:t xml:space="preserve"> </w:t>
+      </w:r>
+      <w:r>
+        <w:rPr>
+          <w:rStyle w:val="VerbatimChar"/>
+        </w:rPr>
+        <w:t xml:space="preserve">02 Standards/STANDARDS SOURCES - web research.md</w:t>
+      </w:r>
+      <w:r>
+        <w:t xml:space="preserve">, so 5.2 is cited as a content standard only.)</w:t>
       </w:r>
     </w:p>
     <w:p>
@@ -4222,25 +4261,22 @@
         <w:pStyle w:val="FirstParagraph"/>
       </w:pPr>
       <w:r>
-        <w:t xml:space="preserve">Not cited: 5.6.x. The brief listed 5.6 competencies as candidates for this unit; in the 3.0 text 5.6 is</w:t>
-      </w:r>
-      <w:r>
-        <w:t xml:space="preserve"> </w:t>
-      </w:r>
-      <w:r>
-        <w:t xml:space="preserve">“</w:t>
-      </w:r>
-      <w:r>
-        <w:t xml:space="preserve">Demonstrate laundering processes aligned with industry standards and regulations,</w:t>
-      </w:r>
-      <w:r>
-        <w:t xml:space="preserve">”</w:t>
-      </w:r>
-      <w:r>
-        <w:t xml:space="preserve"> </w:t>
-      </w:r>
-      <w:r>
-        <w:t xml:space="preserve">which belongs to Unit 5, and the research file holds no Area 5 competencies below the content-standard level. Lessons 4.2 and 4.3 say the same in their own notes. Nothing in this unit cites a 5.6 number. Credit LEAD FCS Education on the site.</w:t>
+        <w:t xml:space="preserve">Not cited: 5.6.x. The 5.6 competencies were early candidates for this unit; in the 3.0 text 5.6 is laundering to industry standards, which belongs to Unit 5, and</w:t>
+      </w:r>
+      <w:r>
+        <w:t xml:space="preserve"> </w:t>
+      </w:r>
+      <w:r>
+        <w:rPr>
+          <w:rStyle w:val="VerbatimChar"/>
+        </w:rPr>
+        <w:t xml:space="preserve">02 Standards/STANDARDS SOURCES - web research.md</w:t>
+      </w:r>
+      <w:r>
+        <w:t xml:space="preserve"> </w:t>
+      </w:r>
+      <w:r>
+        <w:t xml:space="preserve">holds no Area 5 competencies below the content-standard level. Lessons 4.2 and 4.3 say the same in their own notes. Nothing in this unit cites a 5.6 number. Credit LEAD FCS Education on the site.</w:t>
       </w:r>
     </w:p>
     <w:p>
@@ -7185,7 +7221,7 @@
         <w:t xml:space="preserve">Vocabulary 04.md</w:t>
       </w:r>
       <w:r>
-        <w:t xml:space="preserve">: 61 Tier 3 terms across the four topics with a one-line student definition and a Spanish column, to be checked by a native speaker. The Topic 4.2 terms come from my Color in the Home vocabulary cards; the rest are new, including the words the landed lessons name (townhouse, manufactured home, clearance, turning circle, elevation, home inspector, energy auditor, property manager). The file also has sentence starters for the pitch, for the peer review, and for the repair stations in English and Spanish; the landed lessons name the frames they need (the family match, the calendar justification, the needs list, the pitch planner, the feedback slip), and the starters cover them.</w:t>
+        <w:t xml:space="preserve">: 69 Tier 3 terms across the four topics with a one-line student definition and a Spanish column, to be checked by a native speaker. The Topic 4.2 terms come from my Color in the Home vocabulary cards; the rest are new, including the words the landed lessons name (townhouse, manufactured home, clearance, turning circle, elevation, home inspector, energy auditor, property manager). The file also has sentence starters for the pitch, for the peer review, and for the repair stations in English and Spanish; the landed lessons name the frames they need (the family match, the calendar justification, the needs list, the pitch planner, the feedback slip), and the starters cover them.</w:t>
       </w:r>
     </w:p>
     <w:sectPr>

--- a/downloads/documents/04 Units/Unit 04 - Environmental Design and Management - Spaces We Live In/Unit 04 - Environmental Design and Management - Spaces We Live In.docx
+++ b/downloads/documents/04 Units/Unit 04 - Environmental Design and Management - Spaces We Live In/Unit 04 - Environmental Design and Management - Spaces We Live In.docx
@@ -5689,18 +5689,18 @@
               <w:jc w:val="left"/>
             </w:pPr>
             <w:r>
-              <w:t xml:space="preserve">one 16-ounce tub of white frosting per station for three stations (each station serves two tables of four), one set of red, yellow, and blue food gel colors shared by the room, paper plates (two per student: a mixing plate and a wall panel), parchment squares, a box of wipes, plastic knives or craft sticks</w:t>
-            </w:r>
-          </w:p>
-        </w:tc>
-        <w:tc>
-          <w:p>
-            <w:pPr>
-              <w:pStyle w:val="Compact"/>
-              <w:jc w:val="left"/>
-            </w:pPr>
-            <w:r>
-              <w:t xml:space="preserve">about $12 per class</w:t>
+              <w:t xml:space="preserve">one 16-ounce tub of white frosting per station for three stations (each station serves two tables of four), one set of red, yellow, and blue food gel colors per station plus one for the demo tub, so nobody crosses the room with frosting on their hands, paper plates (two per student: a mixing plate and a wall panel), parchment squares, a box of wipes, plastic knives or craft sticks</w:t>
+            </w:r>
+          </w:p>
+        </w:tc>
+        <w:tc>
+          <w:p>
+            <w:pPr>
+              <w:pStyle w:val="Compact"/>
+              <w:jc w:val="left"/>
+            </w:pPr>
+            <w:r>
+              <w:t xml:space="preserve">about $32 to $36 per class (Lesson 4.8’s list)</w:t>
             </w:r>
           </w:p>
         </w:tc>
@@ -6598,7 +6598,7 @@
         <w:pStyle w:val="BodyText"/>
       </w:pPr>
       <w:r>
-        <w:t xml:space="preserve">Unit total for one section: about $90 in consumables the first year if the custodian lends the tools and the detectors and the science department lends the watt meter, as the lessons suggest (frosting $12, model materials about $45, graph paper and card stock about $20, photos and posters about $10, station screws and props about $10); up to about $200 if the tool tray, the detectors, and the watt meter are all bought new. About $55 after the first year (the frosting and the model materials are the two lines that repeat every section).</w:t>
+        <w:t xml:space="preserve">Unit total for one section: about $115 in consumables the first year if the custodian lends the tools and the detectors and the science department lends the watt meter, as the lessons suggest (frosting about $34, model materials about $45, graph paper and card stock about $20, photos and posters about $10, station screws and props about $10); up to about $200 if the tool tray, the detectors, and the watt meter are all bought new. About $80 after the first year (the frosting and the model materials are the two lines that repeat every section).</w:t>
       </w:r>
     </w:p>
     <w:p>

--- a/downloads/documents/04 Units/Unit 04 - Environmental Design and Management - Spaces We Live In/Unit 04 - Environmental Design and Management - Spaces We Live In.docx
+++ b/downloads/documents/04 Units/Unit 04 - Environmental Design and Management - Spaces We Live In/Unit 04 - Environmental Design and Management - Spaces We Live In.docx
@@ -214,7 +214,7 @@
         <w:pStyle w:val="BodyText"/>
       </w:pPr>
       <w:r>
-        <w:t xml:space="preserve">Reconciliation note: this plan was written to the scope and sequence, the year calendar, and the assessment slots the unit brief set, then reconciled to the ten lessons that had landed in the folder when it was finished (4.1, 4.2, 4.3, 4.11, 4.12, 4.13, 4.14, 4.15, 4.16, 4.17). Lessons 4.4 to 4.10, the project sheet, the rubric, and the three assessment files had not landed. Where a lesson page and this plan disagree, the lesson page wins; the calendar and this plan follow the lessons’ handout names, day splits, and check slots.</w:t>
+        <w:t xml:space="preserve">Reconciliation note: this plan was written to the scope and sequence, the year calendar, and the assessment slots the unit brief set, then reconciled to all seventeen lesson pages, the project sheet, the rubric, and the three assessment files as they stand. Where a lesson page and this plan disagree, the lesson page wins; the calendar and this plan follow the lessons’ handout names, day splits, and check slots.</w:t>
       </w:r>
     </w:p>
     <w:p>
@@ -1637,7 +1637,7 @@
         <w:pStyle w:val="Compact"/>
       </w:pPr>
       <w:r>
-        <w:t xml:space="preserve">Energy at home: the sources (electricity, natural gas, oil, propane, sun), renewable or not; what a watt and a kilowatt-hour are; phantom load; LED versus older bulbs; thermostat settings; insulation and air leaks; heat pumps; what one appliance costs to run for a month.</w:t>
+        <w:t xml:space="preserve">Energy at home: where a home’s energy goes (heating and cooling about half, water heating about a fifth, the rest lights, appliances, and electronics); what a watt and a kilowatt-hour are; phantom load; LED versus incandescent bulbs; the thermostat setback; insulation and air leaks; what one bulb costs to run for a year and what one change saves; how to read an electric bill (kWh used, supply charge, delivery charge, fixed charge, total).</w:t>
       </w:r>
     </w:p>
     <w:p>
@@ -1649,7 +1649,7 @@
         <w:pStyle w:val="Compact"/>
       </w:pPr>
       <w:r>
-        <w:t xml:space="preserve">Water at home: gallons per minute at a faucet and a shower; the running toilet as the largest silent leak; what a low-flow fixture does.</w:t>
+        <w:t xml:space="preserve">Water at home: where it goes (toilets about a quarter, showers and faucets about a fifth each, laundry, leaks); one drip a second is about 5 gallons a day; the running toilet as the largest silent leak; what a low-flow fixture does.</w:t>
       </w:r>
     </w:p>
     <w:p>
@@ -1661,7 +1661,22 @@
         <w:pStyle w:val="Compact"/>
       </w:pPr>
       <w:r>
-        <w:t xml:space="preserve">Waste, reuse, and materials: reduce, reuse, recycle, compost; what a landfill costs the community; a carbon footprint in 20 words; green materials and secondhand furnishings.</w:t>
+        <w:t xml:space="preserve">Waste, reuse, and materials: the four Rs (reduce, reuse, recycle, compost or</w:t>
+      </w:r>
+      <w:r>
+        <w:t xml:space="preserve"> </w:t>
+      </w:r>
+      <w:r>
+        <w:t xml:space="preserve">“</w:t>
+      </w:r>
+      <w:r>
+        <w:t xml:space="preserve">rot</w:t>
+      </w:r>
+      <w:r>
+        <w:t xml:space="preserve">”</w:t>
+      </w:r>
+      <w:r>
+        <w:t xml:space="preserve">) and why reduce comes first; the five green factors of a living space (natural light, materials, indoor air, water, waste); low-VOC paint, fast furniture, secondhand and durable furnishings.</w:t>
       </w:r>
     </w:p>
     <w:p>
@@ -1685,7 +1700,7 @@
         <w:pStyle w:val="Compact"/>
       </w:pPr>
       <w:r>
-        <w:t xml:space="preserve">The principles of design: balance (symmetrical and asymmetrical), focal point (emphasis), rhythm, proportion and scale, harmony (unity).</w:t>
+        <w:t xml:space="preserve">The six principles of design: balance (symmetrical and asymmetrical) and visual weight, focal point (emphasis), rhythm, proportion and scale, unity (harmony), contrast.</w:t>
       </w:r>
     </w:p>
     <w:p>
@@ -1709,7 +1724,7 @@
         <w:pStyle w:val="Compact"/>
       </w:pPr>
       <w:r>
-        <w:t xml:space="preserve">Texture and pattern: how to layer them without chaos; what a mood board is for.</w:t>
+        <w:t xml:space="preserve">Texture (visual and actual) and pattern (stripe, plaid, floral, geometric, solid): the three-part layering rule (vary the scale, repeat one color, let one pattern lead); what a mood board is for.</w:t>
       </w:r>
     </w:p>
     <w:p>
@@ -1721,7 +1736,7 @@
         <w:pStyle w:val="Compact"/>
       </w:pPr>
       <w:r>
-        <w:t xml:space="preserve">The floor plan: scale (1/4 inch = 1 foot to learn on; 1/2 inch = 1 foot for the project), the symbols for walls, doors with the swing arc, windows, and closets, zones (sleep, work, store, move), traffic flow, and clearance.</w:t>
+        <w:t xml:space="preserve">The floor plan: scale (1/4 inch = 1 foot to learn on; 1/2 inch = 1 foot for the project), the eleven symbols (wall, door with its swing arc, window, closet, stairs, sink, toilet, tub, stove, refrigerator, outlet), zones (sleep, work, store, move), traffic flow, and clearance.</w:t>
       </w:r>
     </w:p>
     <w:p>
@@ -1876,7 +1891,7 @@
         <w:pStyle w:val="Compact"/>
       </w:pPr>
       <w:r>
-        <w:t xml:space="preserve">Run a home energy audit on a checklist: count bulbs by type, find phantom loads, read the thermostat, check the windows and doors for leaks, time the shower; read a plug-in watt meter on three devices; compute what one change saves in a month.</w:t>
+        <w:t xml:space="preserve">Compute the yearly cost of one bulb, the savings from switching to LED, and the water lost to one dripping faucet; audit one zone of the classroom and a described apartment on the checklist (lights, phantom loads, heating and cooling, water, appliances), scoring each line OK, free fix, or money fix; rank the ten cheapest fixes by yearly savings, compute payback for the ones that cost money, and justify the top three; find the five numbers on a sample electric bill.</w:t>
       </w:r>
     </w:p>
     <w:p>
@@ -1888,7 +1903,7 @@
         <w:pStyle w:val="Compact"/>
       </w:pPr>
       <w:r>
-        <w:t xml:space="preserve">Sort 20 household items into reduce, reuse, recycle, compost, or trash and defend the calls; define a carbon footprint in 20 words; name a green material and a secondhand source for four furnishings.</w:t>
+        <w:t xml:space="preserve">Sort twelve household items into reduce, reuse, recycle, or compost and defend the calls; for a described room with eight wrong items, name a greener swap for each, the green factor it improves, and whether it is free, cheap, or money, then pick the three swaps that do the most good for the least money.</w:t>
       </w:r>
     </w:p>
     <w:p>
@@ -1900,7 +1915,7 @@
         <w:pStyle w:val="Compact"/>
       </w:pPr>
       <w:r>
-        <w:t xml:space="preserve">Find each of the eight elements in a photo of a real room and in the FACS room itself.</w:t>
+        <w:t xml:space="preserve">Find each of the eight elements in a described living room and in the FACS room itself, say what each one does to the feel of the room, and redraw a rough bedroom so three elements change, with a reason for each.</w:t>
       </w:r>
     </w:p>
     <w:p>
@@ -1912,7 +1927,7 @@
         <w:pStyle w:val="Compact"/>
       </w:pPr>
       <w:r>
-        <w:t xml:space="preserve">Classify eight room layouts as symmetrical or asymmetrical, name the focal point in each, and explain the rhythm and proportion in two of them.</w:t>
+        <w:t xml:space="preserve">Classify eight described room layouts by the principle each shows best and its balance type, with a visual-weight sentence; build a room around an assigned focal point in ten minutes in the Focal Point Game and critique two other teams’ rooms on the six-question checklist with a specific fix for each.</w:t>
       </w:r>
     </w:p>
     <w:p>
@@ -1936,7 +1951,7 @@
         <w:pStyle w:val="Compact"/>
       </w:pPr>
       <w:r>
-        <w:t xml:space="preserve">Build a mood board (color, texture, pattern, one furnishing) for a room and a mood.</w:t>
+        <w:t xml:space="preserve">Classify surfaces as visual or actual texture, judge six texture and pattern combinations against the three-part layering rule, and build a mood board (color, texture, pattern, one object) from real swatches for a drawn room and mood, with a one-sentence justification.</w:t>
       </w:r>
     </w:p>
     <w:p>
@@ -1948,7 +1963,7 @@
         <w:pStyle w:val="Compact"/>
       </w:pPr>
       <w:r>
-        <w:t xml:space="preserve">Read a floor plan (symbols, scale, dimensions), find the traffic path, and draw a bedroom at 1/4 inch = 1 foot with the door swing right.</w:t>
+        <w:t xml:space="preserve">Read a real floor plan (eleven symbols, scale, dimensions) and trace the traffic path; measure the classroom with a tape to the nearest half foot and draw it to scale; draw a bedroom at 1/4 inch = 1 foot with the door swing right, cut-outs placed in the four zones, and one path under 30 inches fixed.</w:t>
       </w:r>
     </w:p>
     <w:p>
@@ -2255,7 +2270,7 @@
               <w:jc w:val="left"/>
             </w:pPr>
             <w:r>
-              <w:t xml:space="preserve">list the seven jobs of a home and match the do now to them; move to a corner (baby, teen, grandparent, wheelchair user) and list three needs that person adds; fill the housing types table, rent or own; match six family cards to six home listings with a need in every sentence and name what the no-perfect-fit family still lacks; read the described two-floor home and highlight fifteen hazards, classify each, and write the fix; draw the family emergency plan with two exits per bedroom, a meeting spot that works for a cane, and three numbers; pass the smoke and CO detectors around and hear the test button; fill the seven-jobs table (job, first step, safety rule, tool); handle and name seven tools; write the six troubleshooting steps and run the running toilet through them; rotate through five repair stations with safety glasses at the screw board; place fifteen maintenance tasks on a twelve-month grid and justify three; sort the energy sources renewable or not; read a watt meter on three devices; run the home energy audit checklist and compute one month of savings from one change; time a shower and compute the gallons; sort 20 household items into reduce, reuse, recycle, compost, or trash; define a carbon footprint in 20 words; name a green material and a secondhand source for four furnishings; take the quiz</w:t>
+              <w:t xml:space="preserve">list the seven jobs of a home and match the do now to them; move to a corner (baby, teen, grandparent, wheelchair user) and list three needs that person adds; fill the housing types table, rent or own; match six family cards to six home listings with a need in every sentence and name what the no-perfect-fit family still lacks; read the described two-floor home and highlight fifteen hazards, classify each, and write the fix; draw the family emergency plan with two exits per bedroom, a meeting spot that works for a cane, and three numbers; pass the smoke and CO detectors around and hear the test button; fill the seven-jobs table (job, first step, safety rule, tool); handle and name seven tools; write the six troubleshooting steps and run the running toilet through them; rotate through five repair stations with safety glasses at the screw board; place fifteen maintenance tasks on a twelve-month grid and justify three; fill the two pie charts for where a home’s energy and water go and define phantom load and conservation; work the bulb math (watts times hours times days, divided by 1,000, times the price per kWh), the LED savings, and the dripping faucet gallons, then three practice problems in pairs; read a plug-in meter on a charger with nothing attached and on a game console if the room has one; score a described bedroom on the audit checklist; audit one zone of the classroom with planted wastes, then the described Marchetti-Oyelaran apartment, scoring every line OK, free fix, or money fix; cross out the two fixes over $50, rank the ten cheapest by yearly savings, compute payback for the five that cost money, and justify the top three; find the five numbers on a sample electric bill; sort twelve household items into reduce, reuse, recycle, or compost; name the five green factors of a living space; run the Greener Room Swap on a described teen bedroom with eight wrong items (the swap, the green factor, free, cheap, or money) and pick the three swaps that do the most good for the least money; take the quiz</w:t>
             </w:r>
           </w:p>
         </w:tc>
@@ -2318,7 +2333,7 @@
               <w:jc w:val="left"/>
             </w:pPr>
             <w:r>
-              <w:t xml:space="preserve">find the eight elements in a room photo and in the FACS room; sketch the FACS room rearranged and label three elements; send the shoebox note home; classify eight layouts symmetrical or asymmetrical; find the focal point in eight room types and design one room around one; explain rhythm and proportion in two rooms; label the color wheel; mix a secondary, a tint, and a shade in frosting; plan a palette for an assigned Room Card (bathroom calm, kitchen warm, game room energetic, home office focused) and paint a paper-plate wall panel; pitch it in 30 seconds and vote by thumbs; keep the color card in the project folder for Lesson 4.14; judge six texture and pattern combinations; build a mood board for a room and a mood; read a floor plan’s symbols, scale, and dimensions and trace the traffic path; draw a bedroom at 1/4 inch = 1 foot; name the zones (sleep, work, store, move); start the floor-plan do-now stack and the project folder; watch the four-minute CAD preview; take the vocabulary check</w:t>
+              <w:t xml:space="preserve">fill the eight-elements table from the slides; run the Elements Hunt in a described living room and in the classroom itself and write what each element does to the feel of the room; redraw a rough bedroom sketch so three elements change and justify each change; send the shoebox note home; fill the six-principles table and name the two kinds of balance; classify eight described layouts by the principle each shows best and its balance type, with a visual-weight sentence; turn the six principles into the six-question critique checklist; play the Focal Point Game (a room outline, a furniture envelope, a focal point card, ten minutes to build) and critique two other teams’ rooms with one specific fix each; label the color wheel with the primaries, the secondaries, and the warm and cool sides; watch the live frosting demo (orange, a peach tint, a brick shade); plan a palette for an assigned Room Card (bathroom calm, kitchen warm, game room energetic, home office focused) or a Challenge Card; mix at least one secondary, one tint, and one shade in frosting and paint a paper-plate wall panel; pitch it in 30 seconds and vote by thumbs; keep the color card in the project folder for Lesson 4.14; classify six surfaces as visual or actual texture and name the pattern type; judge six texture and pattern combinations against the three-part layering rule; build a mood board from four real swatches for a drawn room and mood and leave two stars and a step on two other boards; draw the eleven floor plan symbols and state the 1/4 inch = 1 foot rule; read a real floor plan and trace the traffic path; measure the classroom with a tape to the nearest half foot and draw it to scale; draw a bedroom to scale, place cut-outs in the four zones (sleep, work, store, move), and fix one path under 30 inches; start the floor-plan do-now stack (sketches 1 to 4) and the project folder; watch the four-minute CAD preview; take the vocabulary check</w:t>
             </w:r>
           </w:p>
         </w:tc>
@@ -2549,7 +2564,7 @@
         <w:t xml:space="preserve"> </w:t>
       </w:r>
       <w:r>
-        <w:t xml:space="preserve">Every period from Lesson 4.10 Day 1 (day 104) through Lesson 4.14 Day 3 (day 112) opens with a timed floor plan sketch on quarter-inch graph paper from a prompt on the board: two minutes to draw, one to compare with a neighbor, and the sheet goes in the project folder. The landed project lessons number the stack: Lesson 4.11 is sketch 5 (a 10 by 12 room at 1/4 inch = 1 foot with a door and a window), 4.12 carries sketches 6 and 7 (a 12 by 14 room redrawn with the bed against a wall; a 6 by 9 entry with the path shaded and measured), 4.13 is sketch 8 (the client’s room from memory), and 4.14 carries sketches 9, 10, and 11 (the client’s room as a folded-down net; one wall as an elevation at 1/2 inch = 1 foot; any room with a 5-foot turning circle). That leaves sketches 1 to 4 for Lesson 4.10’s two days, so 4.10 carries two sketches a day (an opening do now and a closing sketch), or the numbers shift when that lesson lands. Eleven sketches. Each is scored complete, partial, or missing as daily work; the stack is stapled in order with the name on the first sheet and turned in with the project in Lesson 4.15, where the plan criterion of Rubric 04 can see the practice behind the final drawing. A team of two turns in one plan, one budget, one model, and two stacks. I saw a colleague run this for two weeks before a design project, and the final plans were the best I had seen from middle schoolers.</w:t>
+        <w:t xml:space="preserve">Every period from Lesson 4.10 Day 1 (day 104) through Lesson 4.14 Day 3 (day 112) opens with a timed floor plan sketch on quarter-inch graph paper from a prompt on the board: two minutes to draw, one to compare with a neighbor, and the sheet goes in the project folder. The lessons number the stack: Lesson 4.10 carries sketches 1 to 4, two a day (an opening do now and a closing sketch: this room from above, this room rearranged with a path shaded, a 10 by 11 bedroom at 1/4 inch = 1 foot, any room in the building with a path shaded), Lesson 4.11 is sketch 5 (a 10 by 12 room at 1/4 inch = 1 foot with a door and a window), 4.12 carries sketches 6 and 7 (a 12 by 14 room redrawn with the bed against a wall; a 6 by 9 entry with the path shaded and measured), 4.13 is sketch 8 (the client’s room from memory), and 4.14 carries sketches 9, 10, and 11 (the client’s room as a folded-down net; one wall as an elevation at 1/2 inch = 1 foot; any room with a 5-foot turning circle). Eleven sketches. Each is scored complete, partial, or missing as daily work; the stack is stapled in order with the name on the first sheet and turned in with the project in Lesson 4.15, where the plan criterion of Rubric 04 can see the practice behind the final drawing. A team of two turns in one plan, one budget, one model, and two stacks. I saw a colleague run this for two weeks before a design project, and the final plans were the best I had seen from middle schoolers.</w:t>
       </w:r>
     </w:p>
     <w:p>
@@ -2693,7 +2708,7 @@
         <w:pStyle w:val="Compact"/>
       </w:pPr>
       <w:r>
-        <w:t xml:space="preserve">NYS EDM 2. Environment and Interior Design a) Design shared environments and living space zones (for home, school, work, and/or community) which show respect for individual privacy needs and appreciation of large group social needs : Lessons 4.10, 4.11, 4.12, 4.14</w:t>
+        <w:t xml:space="preserve">NYS EDM 2. Environment and Interior Design a) Design shared environments and living space zones (for home, school, work, and/or community) which show respect for individual privacy needs and appreciation of large group social needs : Lessons 4.7, 4.8, 4.10, 4.11, 4.12, 4.14</w:t>
       </w:r>
     </w:p>
     <w:p>
@@ -2717,7 +2732,7 @@
         <w:pStyle w:val="Compact"/>
       </w:pPr>
       <w:r>
-        <w:t xml:space="preserve">NYS EDM 2. Environment and Interior Design c) Incorporate the elements and principles of design into a design plan : Lessons 4.6, 4.7, 4.8, 4.9, 4.12, 4.14, 4.15, 4.17</w:t>
+        <w:t xml:space="preserve">NYS EDM 2. Environment and Interior Design c) Incorporate the elements and principles of design into a design plan : Lessons 4.6, 4.7, 4.8, 4.9, 4.10, 4.12, 4.14, 4.15, 4.17</w:t>
       </w:r>
     </w:p>
     <w:p>
@@ -2765,7 +2780,7 @@
         <w:pStyle w:val="Compact"/>
       </w:pPr>
       <w:r>
-        <w:t xml:space="preserve">NYS EDM 3. Consumer Resources and Finance b) Use consumer skills to select household items : Lessons 4.5, 4.13</w:t>
+        <w:t xml:space="preserve">NYS EDM 3. Consumer Resources and Finance b) Use consumer skills to select household items : Lesson 4.13; Lesson 4.5 at unit level (the free, cheap, or money column of the Greener Room Swap)</w:t>
       </w:r>
     </w:p>
     <w:p>
@@ -2806,241 +2821,245 @@
     </w:p>
     <w:p>
       <w:pPr>
+        <w:pStyle w:val="Heading3"/>
+      </w:pPr>
+      <w:bookmarkStart w:id="34" w:name="X8c446fd5b5a12bbe5c36f945a061ba9062b9d21"/>
+      <w:r>
+        <w:t xml:space="preserve">CTE theme lines used (text verbatim from the theme modules)</w:t>
+      </w:r>
+      <w:bookmarkEnd w:id="34"/>
+    </w:p>
+    <w:p>
+      <w:pPr>
         <w:pStyle w:val="FirstParagraph"/>
       </w:pPr>
       <w:r>
-        <w:t xml:space="preserve">Lessons 4.4 to 4.10 had not landed when this was written; their lines above follow the crosswalk rows and the scope and sequence.</w:t>
-      </w:r>
-    </w:p>
-    <w:p>
-      <w:pPr>
-        <w:pStyle w:val="Heading3"/>
-      </w:pPr>
-      <w:bookmarkStart w:id="34" w:name="X8c446fd5b5a12bbe5c36f945a061ba9062b9d21"/>
-      <w:r>
-        <w:t xml:space="preserve">CTE theme lines used (text verbatim from the theme modules)</w:t>
-      </w:r>
-      <w:bookmarkEnd w:id="34"/>
+        <w:t xml:space="preserve">Lines a lesson page prints are listed with that lesson. Lines marked</w:t>
+      </w:r>
+      <w:r>
+        <w:t xml:space="preserve"> </w:t>
+      </w:r>
+      <w:r>
+        <w:t xml:space="preserve">“</w:t>
+      </w:r>
+      <w:r>
+        <w:t xml:space="preserve">unit level</w:t>
+      </w:r>
+      <w:r>
+        <w:t xml:space="preserve">”</w:t>
+      </w:r>
+      <w:r>
+        <w:t xml:space="preserve"> </w:t>
+      </w:r>
+      <w:r>
+        <w:t xml:space="preserve">come from the crosswalk’s EDM rows or are taken verbatim from the standards extract for content no lesson page prints; the unit carries them.</w:t>
+      </w:r>
+    </w:p>
+    <w:p>
+      <w:pPr>
+        <w:pStyle w:val="BodyText"/>
+      </w:pPr>
+      <w:r>
+        <w:t xml:space="preserve">Sustainability:</w:t>
+      </w:r>
+    </w:p>
+    <w:p>
+      <w:pPr>
+        <w:numPr>
+          <w:ilvl w:val="0"/>
+          <w:numId w:val="1011"/>
+        </w:numPr>
+        <w:pStyle w:val="Compact"/>
+      </w:pPr>
+      <w:r>
+        <w:t xml:space="preserve">CTE SUS 1. Resources b) Explain how sustainability can be a factor in decision making : Lesson 4.1</w:t>
+      </w:r>
+    </w:p>
+    <w:p>
+      <w:pPr>
+        <w:numPr>
+          <w:ilvl w:val="0"/>
+          <w:numId w:val="1011"/>
+        </w:numPr>
+        <w:pStyle w:val="Compact"/>
+      </w:pPr>
+      <w:r>
+        <w:t xml:space="preserve">CTE SUS 1. Resources e) Investigate practices that promote stewardship of environmental resources : Lesson 4.4; Lesson 4.5 at unit level</w:t>
+      </w:r>
+    </w:p>
+    <w:p>
+      <w:pPr>
+        <w:numPr>
+          <w:ilvl w:val="0"/>
+          <w:numId w:val="1011"/>
+        </w:numPr>
+        <w:pStyle w:val="Compact"/>
+      </w:pPr>
+      <w:r>
+        <w:t xml:space="preserve">CTE SUS 1. Resources c) Define and give example of renewable and non-renewable resources : unit level (no lesson page prints it; Lesson 4.4 teaches conservation and cost, not the sources, and the line comes up only on review card C2 in Lesson 4.17; the state’s line reads as printed)</w:t>
+      </w:r>
+    </w:p>
+    <w:p>
+      <w:pPr>
+        <w:numPr>
+          <w:ilvl w:val="0"/>
+          <w:numId w:val="1011"/>
+        </w:numPr>
+        <w:pStyle w:val="Compact"/>
+      </w:pPr>
+      <w:r>
+        <w:t xml:space="preserve">CTE SUS 2. Environmental Management a) Explain the concept of</w:t>
+      </w:r>
+      <w:r>
+        <w:t xml:space="preserve"> </w:t>
+      </w:r>
+      <w:r>
+        <w:t xml:space="preserve">“</w:t>
+      </w:r>
+      <w:r>
+        <w:t xml:space="preserve">carbon footprint</w:t>
+      </w:r>
+      <w:r>
+        <w:t xml:space="preserve">”</w:t>
+      </w:r>
+      <w:r>
+        <w:t xml:space="preserve"> </w:t>
+      </w:r>
+      <w:r>
+        <w:t xml:space="preserve">: unit level (no lesson page prints it; the state’s own EDM sustainability activity, which Lesson 4.5’s connections note hands to the science teacher)</w:t>
+      </w:r>
+    </w:p>
+    <w:p>
+      <w:pPr>
+        <w:numPr>
+          <w:ilvl w:val="0"/>
+          <w:numId w:val="1011"/>
+        </w:numPr>
+        <w:pStyle w:val="Compact"/>
+      </w:pPr>
+      <w:r>
+        <w:t xml:space="preserve">CTE SUS 2. Environmental Management c) Describe ways individuals can adjust behaviors to minimize the impact of their choices on the environment : Lesson 4.5 (the four Rs and the Greener Room Swap)</w:t>
+      </w:r>
+    </w:p>
+    <w:p>
+      <w:pPr>
+        <w:numPr>
+          <w:ilvl w:val="0"/>
+          <w:numId w:val="1011"/>
+        </w:numPr>
+        <w:pStyle w:val="Compact"/>
+      </w:pPr>
+      <w:r>
+        <w:t xml:space="preserve">CTE SUS 2. Environmental Management f) Explain factors to consider when assessing the environmental impact of housing decisions : Lessons 4.5 (the five green factors), 4.14 (the GREEN label); Lessons 4.1, 4.13 at unit level</w:t>
+      </w:r>
+    </w:p>
+    <w:p>
+      <w:pPr>
+        <w:numPr>
+          <w:ilvl w:val="0"/>
+          <w:numId w:val="1011"/>
+        </w:numPr>
+        <w:pStyle w:val="Compact"/>
+      </w:pPr>
+      <w:r>
+        <w:t xml:space="preserve">CTE SUS 3. Energy Conservation a) List and describe energy sources used to power homes, school, workplaces, and communities : unit level (no lesson page prints it; see SUS 1. c) above)</w:t>
+      </w:r>
+    </w:p>
+    <w:p>
+      <w:pPr>
+        <w:numPr>
+          <w:ilvl w:val="0"/>
+          <w:numId w:val="1011"/>
+        </w:numPr>
+        <w:pStyle w:val="Compact"/>
+      </w:pPr>
+      <w:r>
+        <w:t xml:space="preserve">CTE SUS 3. Energy Conservation b) Categorize energy sources as renewable or nonrenewable : unit level (no lesson page prints it; see SUS 1. c) above)</w:t>
+      </w:r>
+    </w:p>
+    <w:p>
+      <w:pPr>
+        <w:numPr>
+          <w:ilvl w:val="0"/>
+          <w:numId w:val="1011"/>
+        </w:numPr>
+        <w:pStyle w:val="Compact"/>
+      </w:pPr>
+      <w:r>
+        <w:t xml:space="preserve">CTE SUS 3. Energy Conservation c) Understand and explain how individuals can limit the use of nonrenewable resources by reducing, reusing, and recycling : Lesson 4.5 at unit level (the four Rs; the page prints SUS 2. c) instead)</w:t>
+      </w:r>
+    </w:p>
+    <w:p>
+      <w:pPr>
+        <w:numPr>
+          <w:ilvl w:val="0"/>
+          <w:numId w:val="1011"/>
+        </w:numPr>
+        <w:pStyle w:val="Compact"/>
+      </w:pPr>
+      <w:r>
+        <w:t xml:space="preserve">CTE SUS 3. Energy Conservation d) Define</w:t>
+      </w:r>
+      <w:r>
+        <w:t xml:space="preserve"> </w:t>
+      </w:r>
+      <w:r>
+        <w:t xml:space="preserve">“</w:t>
+      </w:r>
+      <w:r>
+        <w:t xml:space="preserve">conservation</w:t>
+      </w:r>
+      <w:r>
+        <w:t xml:space="preserve">”</w:t>
+      </w:r>
+      <w:r>
+        <w:t xml:space="preserve"> </w:t>
+      </w:r>
+      <w:r>
+        <w:t xml:space="preserve">as it applies to energy : Lesson 4.4</w:t>
+      </w:r>
+    </w:p>
+    <w:p>
+      <w:pPr>
+        <w:numPr>
+          <w:ilvl w:val="0"/>
+          <w:numId w:val="1011"/>
+        </w:numPr>
+        <w:pStyle w:val="Compact"/>
+      </w:pPr>
+      <w:r>
+        <w:t xml:space="preserve">CTE SUS 3. Energy Conservation e) List and describe methods for energy conservation in the home, workplace, and community : Lessons 4.4, 4.17</w:t>
+      </w:r>
+    </w:p>
+    <w:p>
+      <w:pPr>
+        <w:numPr>
+          <w:ilvl w:val="0"/>
+          <w:numId w:val="1011"/>
+        </w:numPr>
+        <w:pStyle w:val="Compact"/>
+      </w:pPr>
+      <w:r>
+        <w:t xml:space="preserve">CTE SUS 3. Energy Conservation h) Practice energy conservation through a variety of classroom applications : Lesson 4.4 at unit level (the classroom audit with planted wastes; the page prints 3. d) and 3. e) instead)</w:t>
+      </w:r>
+    </w:p>
+    <w:p>
+      <w:pPr>
+        <w:numPr>
+          <w:ilvl w:val="0"/>
+          <w:numId w:val="1011"/>
+        </w:numPr>
+        <w:pStyle w:val="Compact"/>
+      </w:pPr>
+      <w:r>
+        <w:t xml:space="preserve">CTE SUS 4. Careers Related to Sustainability b) Analyze career paths within the natural resources, environmental management, and energy conservation fields : Lesson 4.16 (unit level; the energy auditor and sustainability consultant cards; the page prints CCO lines instead)</w:t>
+      </w:r>
     </w:p>
     <w:p>
       <w:pPr>
         <w:pStyle w:val="FirstParagraph"/>
       </w:pPr>
       <w:r>
-        <w:t xml:space="preserve">Lines a landed lesson page prints are listed with that lesson. Lines marked</w:t>
-      </w:r>
-      <w:r>
-        <w:t xml:space="preserve"> </w:t>
-      </w:r>
-      <w:r>
-        <w:t xml:space="preserve">“</w:t>
-      </w:r>
-      <w:r>
-        <w:t xml:space="preserve">unit level</w:t>
-      </w:r>
-      <w:r>
-        <w:t xml:space="preserve">”</w:t>
-      </w:r>
-      <w:r>
-        <w:t xml:space="preserve"> </w:t>
-      </w:r>
-      <w:r>
-        <w:t xml:space="preserve">come from the crosswalk’s EDM rows or are taken verbatim from the standards extract for content no landed page prints; they are carried by the unit until a lesson page prints them.</w:t>
-      </w:r>
-    </w:p>
-    <w:p>
-      <w:pPr>
-        <w:pStyle w:val="BodyText"/>
-      </w:pPr>
-      <w:r>
-        <w:t xml:space="preserve">Sustainability:</w:t>
-      </w:r>
-    </w:p>
-    <w:p>
-      <w:pPr>
-        <w:numPr>
-          <w:ilvl w:val="0"/>
-          <w:numId w:val="1011"/>
-        </w:numPr>
-        <w:pStyle w:val="Compact"/>
-      </w:pPr>
-      <w:r>
-        <w:t xml:space="preserve">CTE SUS 1. Resources b) Explain how sustainability can be a factor in decision making : Lesson 4.1</w:t>
-      </w:r>
-    </w:p>
-    <w:p>
-      <w:pPr>
-        <w:numPr>
-          <w:ilvl w:val="0"/>
-          <w:numId w:val="1011"/>
-        </w:numPr>
-        <w:pStyle w:val="Compact"/>
-      </w:pPr>
-      <w:r>
-        <w:t xml:space="preserve">CTE SUS 1. Resources e) Investigate practices that promote stewardship of environmental resources : Lessons 4.4, 4.5 (unit level until those pages land)</w:t>
-      </w:r>
-    </w:p>
-    <w:p>
-      <w:pPr>
-        <w:numPr>
-          <w:ilvl w:val="0"/>
-          <w:numId w:val="1011"/>
-        </w:numPr>
-        <w:pStyle w:val="Compact"/>
-      </w:pPr>
-      <w:r>
-        <w:t xml:space="preserve">CTE SUS 1. Resources c) Define and give example of renewable and non-renewable resources : Lesson 4.4 (unit level; the state’s line reads as printed)</w:t>
-      </w:r>
-    </w:p>
-    <w:p>
-      <w:pPr>
-        <w:numPr>
-          <w:ilvl w:val="0"/>
-          <w:numId w:val="1011"/>
-        </w:numPr>
-        <w:pStyle w:val="Compact"/>
-      </w:pPr>
-      <w:r>
-        <w:t xml:space="preserve">CTE SUS 2. Environmental Management a) Explain the concept of</w:t>
-      </w:r>
-      <w:r>
-        <w:t xml:space="preserve"> </w:t>
-      </w:r>
-      <w:r>
-        <w:t xml:space="preserve">“</w:t>
-      </w:r>
-      <w:r>
-        <w:t xml:space="preserve">carbon footprint</w:t>
-      </w:r>
-      <w:r>
-        <w:t xml:space="preserve">”</w:t>
-      </w:r>
-      <w:r>
-        <w:t xml:space="preserve"> </w:t>
-      </w:r>
-      <w:r>
-        <w:t xml:space="preserve">: Lesson 4.5 (unit level; the state’s own EDM sustainability activity)</w:t>
-      </w:r>
-    </w:p>
-    <w:p>
-      <w:pPr>
-        <w:numPr>
-          <w:ilvl w:val="0"/>
-          <w:numId w:val="1011"/>
-        </w:numPr>
-        <w:pStyle w:val="Compact"/>
-      </w:pPr>
-      <w:r>
-        <w:t xml:space="preserve">CTE SUS 2. Environmental Management f) Explain factors to consider when assessing the environmental impact of housing decisions : Lesson 4.14 (the GREEN label); Lessons 4.1, 4.5, 4.13 at unit level</w:t>
-      </w:r>
-    </w:p>
-    <w:p>
-      <w:pPr>
-        <w:numPr>
-          <w:ilvl w:val="0"/>
-          <w:numId w:val="1011"/>
-        </w:numPr>
-        <w:pStyle w:val="Compact"/>
-      </w:pPr>
-      <w:r>
-        <w:t xml:space="preserve">CTE SUS 3. Energy Conservation a) List and describe energy sources used to power homes, school, workplaces, and communities : Lesson 4.4 (unit level)</w:t>
-      </w:r>
-    </w:p>
-    <w:p>
-      <w:pPr>
-        <w:numPr>
-          <w:ilvl w:val="0"/>
-          <w:numId w:val="1011"/>
-        </w:numPr>
-        <w:pStyle w:val="Compact"/>
-      </w:pPr>
-      <w:r>
-        <w:t xml:space="preserve">CTE SUS 3. Energy Conservation b) Categorize energy sources as renewable or nonrenewable : Lesson 4.4 (unit level)</w:t>
-      </w:r>
-    </w:p>
-    <w:p>
-      <w:pPr>
-        <w:numPr>
-          <w:ilvl w:val="0"/>
-          <w:numId w:val="1011"/>
-        </w:numPr>
-        <w:pStyle w:val="Compact"/>
-      </w:pPr>
-      <w:r>
-        <w:t xml:space="preserve">CTE SUS 3. Energy Conservation c) Understand and explain how individuals can limit the use of nonrenewable resources by reducing, reusing, and recycling : Lesson 4.5 (unit level)</w:t>
-      </w:r>
-    </w:p>
-    <w:p>
-      <w:pPr>
-        <w:numPr>
-          <w:ilvl w:val="0"/>
-          <w:numId w:val="1011"/>
-        </w:numPr>
-        <w:pStyle w:val="Compact"/>
-      </w:pPr>
-      <w:r>
-        <w:t xml:space="preserve">CTE SUS 3. Energy Conservation d) Define</w:t>
-      </w:r>
-      <w:r>
-        <w:t xml:space="preserve"> </w:t>
-      </w:r>
-      <w:r>
-        <w:t xml:space="preserve">“</w:t>
-      </w:r>
-      <w:r>
-        <w:t xml:space="preserve">conservation</w:t>
-      </w:r>
-      <w:r>
-        <w:t xml:space="preserve">”</w:t>
-      </w:r>
-      <w:r>
-        <w:t xml:space="preserve"> </w:t>
-      </w:r>
-      <w:r>
-        <w:t xml:space="preserve">as it applies to energy : Lesson 4.4 (unit level)</w:t>
-      </w:r>
-    </w:p>
-    <w:p>
-      <w:pPr>
-        <w:numPr>
-          <w:ilvl w:val="0"/>
-          <w:numId w:val="1011"/>
-        </w:numPr>
-        <w:pStyle w:val="Compact"/>
-      </w:pPr>
-      <w:r>
-        <w:t xml:space="preserve">CTE SUS 3. Energy Conservation e) List and describe methods for energy conservation in the home, workplace, and community : Lessons 4.4 (unit level), 4.17</w:t>
-      </w:r>
-    </w:p>
-    <w:p>
-      <w:pPr>
-        <w:numPr>
-          <w:ilvl w:val="0"/>
-          <w:numId w:val="1011"/>
-        </w:numPr>
-        <w:pStyle w:val="Compact"/>
-      </w:pPr>
-      <w:r>
-        <w:t xml:space="preserve">CTE SUS 3. Energy Conservation h) Practice energy conservation through a variety of classroom applications : Lesson 4.4 (unit level; the room’s own lights and plugs)</w:t>
-      </w:r>
-    </w:p>
-    <w:p>
-      <w:pPr>
-        <w:numPr>
-          <w:ilvl w:val="0"/>
-          <w:numId w:val="1011"/>
-        </w:numPr>
-        <w:pStyle w:val="Compact"/>
-      </w:pPr>
-      <w:r>
-        <w:t xml:space="preserve">CTE SUS 4. Careers Related to Sustainability b) Analyze career paths within the natural resources, environmental management, and energy conservation fields : Lesson 4.16 (unit level; the energy auditor and sustainability consultant cards; the page prints CCO lines instead)</w:t>
-      </w:r>
-    </w:p>
-    <w:p>
-      <w:pPr>
-        <w:pStyle w:val="FirstParagraph"/>
-      </w:pPr>
-      <w:r>
         <w:t xml:space="preserve">Problem Solving and Innovation:</w:t>
       </w:r>
     </w:p>
@@ -3053,7 +3072,7 @@
         <w:pStyle w:val="Compact"/>
       </w:pPr>
       <w:r>
-        <w:t xml:space="preserve">CTE PSI 2. Design Process (Proactive) a) Implement a formal design process to solve a given problem by : Lessons 4.11 to 4.15 and 4.17, with the sub-lines placed as the landed pages print them:</w:t>
+        <w:t xml:space="preserve">CTE PSI 2. Design Process (Proactive) a) Implement a formal design process to solve a given problem by : Lessons 4.6 to 4.15 and 4.17, with the sub-lines placed as the lesson pages print them:</w:t>
       </w:r>
     </w:p>
     <w:p>
@@ -3065,7 +3084,7 @@
         <w:pStyle w:val="Compact"/>
       </w:pPr>
       <w:r>
-        <w:t xml:space="preserve">CTE PSI 2. Design Process (Proactive) a) a. Defining the problem being addressed : Lesson 4.11</w:t>
+        <w:t xml:space="preserve">CTE PSI 2. Design Process (Proactive) a) a. Defining the problem being addressed : Lessons 4.7, 4.11</w:t>
       </w:r>
     </w:p>
     <w:p>
@@ -3077,7 +3096,7 @@
         <w:pStyle w:val="Compact"/>
       </w:pPr>
       <w:r>
-        <w:t xml:space="preserve">CTE PSI 2. Design Process (Proactive) a) b. Defining criteria that must be met through the finished design : Lesson 4.11</w:t>
+        <w:t xml:space="preserve">CTE PSI 2. Design Process (Proactive) a) b. Defining criteria that must be met through the finished design : Lessons 4.8, 4.9, 4.11</w:t>
       </w:r>
     </w:p>
     <w:p>
@@ -3089,7 +3108,7 @@
         <w:pStyle w:val="Compact"/>
       </w:pPr>
       <w:r>
-        <w:t xml:space="preserve">CTE PSI 2. Design Process (Proactive) a) c. Defining constraints that must be adhered to : Lesson 4.11</w:t>
+        <w:t xml:space="preserve">CTE PSI 2. Design Process (Proactive) a) c. Defining constraints that must be adhered to : Lessons 4.8, 4.11</w:t>
       </w:r>
     </w:p>
     <w:p>
@@ -3101,7 +3120,7 @@
         <w:pStyle w:val="Compact"/>
       </w:pPr>
       <w:r>
-        <w:t xml:space="preserve">CTE PSI 2. Design Process (Proactive) a) d. Brainstorming and examining possible solutions : Lesson 4.12</w:t>
+        <w:t xml:space="preserve">CTE PSI 2. Design Process (Proactive) a) d. Brainstorming and examining possible solutions : Lessons 4.7, 4.9, 4.10, 4.12</w:t>
       </w:r>
     </w:p>
     <w:p>
@@ -3113,7 +3132,7 @@
         <w:pStyle w:val="Compact"/>
       </w:pPr>
       <w:r>
-        <w:t xml:space="preserve">CTE PSI 2. Design Process (Proactive) a) e. Selecting the best solution for evaluation : Lesson 4.12</w:t>
+        <w:t xml:space="preserve">CTE PSI 2. Design Process (Proactive) a) e. Selecting the best solution for evaluation : Lessons 4.7, 4.12</w:t>
       </w:r>
     </w:p>
     <w:p>
@@ -3137,7 +3156,7 @@
         <w:pStyle w:val="Compact"/>
       </w:pPr>
       <w:r>
-        <w:t xml:space="preserve">CTE PSI 2. Design Process (Proactive) a) g. Testing and evaluating the prototype and model against the design criteria and constraints : Lessons 4.14, 4.15 (unit level; the Day 3 self-check and the client’s question)</w:t>
+        <w:t xml:space="preserve">CTE PSI 2. Design Process (Proactive) a) g. Testing and evaluating the prototype and model against the design criteria and constraints : Lesson 4.7 (the gallery critique); Lessons 4.14, 4.15 at unit level (the Day 3 self-check and the client’s question)</w:t>
       </w:r>
     </w:p>
     <w:p>
@@ -3149,7 +3168,7 @@
         <w:pStyle w:val="Compact"/>
       </w:pPr>
       <w:r>
-        <w:t xml:space="preserve">CTE PSI 2. Design Process (Proactive) a) h. Optimizing the solution for best form and function : Lessons 4.12, 4.17 (the test scenario)</w:t>
+        <w:t xml:space="preserve">CTE PSI 2. Design Process (Proactive) a) h. Optimizing the solution for best form and function : Lessons 4.6, 4.8, 4.10, 4.12, 4.17 (the test scenario)</w:t>
       </w:r>
     </w:p>
     <w:p>
@@ -3191,7 +3210,7 @@
         <w:pStyle w:val="Compact"/>
       </w:pPr>
       <w:r>
-        <w:t xml:space="preserve">CTE PSI 2. Design Process (Proactive) b) Demonstrate personal development of design skills through practice of these skills in a variety of classroom applications : Lessons 4.6, 4.7, 4.8, 4.9 (unit level until those pages land)</w:t>
+        <w:t xml:space="preserve">CTE PSI 2. Design Process (Proactive) b) Demonstrate personal development of design skills through practice of these skills in a variety of classroom applications : Lessons 4.6, 4.9, 4.10; Lessons 4.7, 4.8 at unit level</w:t>
       </w:r>
     </w:p>
     <w:p>
@@ -3284,6 +3303,18 @@
       </w:pPr>
       <w:r>
         <w:t xml:space="preserve">CTE HSW 4. Classroom and Workplace Safety g) Understand and follow preplanned procedures in the case of accident or emergency : Lesson 4.2</w:t>
+      </w:r>
+    </w:p>
+    <w:p>
+      <w:pPr>
+        <w:numPr>
+          <w:ilvl w:val="0"/>
+          <w:numId w:val="1014"/>
+        </w:numPr>
+        <w:pStyle w:val="Compact"/>
+      </w:pPr>
+      <w:r>
+        <w:t xml:space="preserve">CTE HSW 5. Social-Emotional Learning a) Discuss how personal habits, environment, and heredity affect social-emotional health : Lesson 4.8 (color and mood)</w:t>
       </w:r>
     </w:p>
     <w:p>
@@ -3604,7 +3635,7 @@
         <w:t xml:space="preserve"> </w:t>
       </w:r>
       <w:r>
-        <w:t xml:space="preserve">and the crosswalk (E.2) says to use the latter. The PI letters are NYLearns codes; the NYSED print document lists the indicators as bullets. Several landed lesson pages carry their own note on this wording.</w:t>
+        <w:t xml:space="preserve">and the crosswalk (E.2) says to use the latter. The PI letters are NYLearns codes; the NYSED print document lists the indicators as bullets. Several lesson pages carry their own note on this wording.</w:t>
       </w:r>
     </w:p>
     <w:p>
@@ -3650,7 +3681,7 @@
         <w:pStyle w:val="Compact"/>
       </w:pPr>
       <w:r>
-        <w:t xml:space="preserve">CDOS 3a Universal Foundation Skills: Students will demonstrate mastery of the foundation skills and competencies essential for success in the workplace. Sub skills used in this unit, as the landed pages print them:</w:t>
+        <w:t xml:space="preserve">CDOS 3a Universal Foundation Skills: Students will demonstrate mastery of the foundation skills and competencies essential for success in the workplace. Sub skills used in this unit, as the lesson pages print them:</w:t>
       </w:r>
     </w:p>
     <w:p>
@@ -3662,7 +3693,7 @@
         <w:pStyle w:val="Compact"/>
       </w:pPr>
       <w:r>
-        <w:t xml:space="preserve">Basic Skills: Students listen to and read the ideas of others and analyze what they hear and read; acquire and use information from a variety of sources; and apply a combination of mathematical operations to solve problems in oral or written form. (Lessons 4.12, 4.17; 4.4, 4.10 at unit level)</w:t>
+        <w:t xml:space="preserve">Basic Skills: Students listen to and read the ideas of others and analyze what they hear and read; acquire and use information from a variety of sources; and apply a combination of mathematical operations to solve problems in oral or written form. (Lessons 4.10, 4.12, 4.17; 4.4 at unit level)</w:t>
       </w:r>
     </w:p>
     <w:p>
@@ -3674,7 +3705,7 @@
         <w:pStyle w:val="Compact"/>
       </w:pPr>
       <w:r>
-        <w:t xml:space="preserve">Thinking Skills: Students evaluate facts, solve advanced problems, and make decisions by applying logic and reasoning skills. (Lessons 4.1, 4.11; 4.6, 4.7, 4.8, 4.9 at unit level)</w:t>
+        <w:t xml:space="preserve">Thinking Skills: Students evaluate facts, solve advanced problems, and make decisions by applying logic and reasoning skills. (Lessons 4.1, 4.6, 4.7, 4.8, 4.9, 4.11)</w:t>
       </w:r>
     </w:p>
     <w:p>
@@ -3710,7 +3741,7 @@
         <w:pStyle w:val="Compact"/>
       </w:pPr>
       <w:r>
-        <w:t xml:space="preserve">Technology: Students select and use appropriate technology to complete a task. (Lessons 4.3, 4.14; 4.4 (the watt meter) and 4.10 (the CAD preview) at unit level)</w:t>
+        <w:t xml:space="preserve">Technology: Students select and use appropriate technology to complete a task. (Lessons 4.3, 4.14; 4.4 (the plug-in meter) and 4.10 (the CAD preview) at unit level)</w:t>
       </w:r>
     </w:p>
     <w:p>
@@ -3734,7 +3765,7 @@
         <w:pStyle w:val="Compact"/>
       </w:pPr>
       <w:r>
-        <w:t xml:space="preserve">Managing Resources: Students understand the material, human, and financial resources needed to accomplish tasks and activities. (Lesson 4.13)</w:t>
+        <w:t xml:space="preserve">Managing Resources: Students understand the material, human, and financial resources needed to accomplish tasks and activities. (Lessons 4.4, 4.13)</w:t>
       </w:r>
     </w:p>
     <w:p>
@@ -3746,7 +3777,7 @@
         <w:pStyle w:val="Compact"/>
       </w:pPr>
       <w:r>
-        <w:t xml:space="preserve">Systems: Students understand the process of evaluating and modifying systems within an organization. (Unit level: Lessons 4.3, 4.4; a home as a system)</w:t>
+        <w:t xml:space="preserve">Systems: Students understand the process of evaluating and modifying systems within an organization. (Lesson 4.5; Lessons 4.3, 4.4 at unit level; a home as a system)</w:t>
       </w:r>
     </w:p>
     <w:p>
@@ -3784,7 +3815,7 @@
         <w:pStyle w:val="BodyText"/>
       </w:pPr>
       <w:r>
-        <w:t xml:space="preserve">Competencies printed on landed lesson pages:</w:t>
+        <w:t xml:space="preserve">Competencies printed on lesson pages:</w:t>
       </w:r>
     </w:p>
     <w:p>
@@ -3832,7 +3863,7 @@
         <w:pStyle w:val="Compact"/>
       </w:pPr>
       <w:r>
-        <w:t xml:space="preserve">11.2.4 Design housing, interiors, and furnishings around how people behave, move, and measure. (Lesson 4.11; the 36-inch path and the 60-inch turning circle)</w:t>
+        <w:t xml:space="preserve">11.2.4 Design housing, interiors, and furnishings around how people behave, move, and measure. (Lessons 4.10, 4.11; the 36-inch path and the 60-inch turning circle)</w:t>
       </w:r>
     </w:p>
     <w:p>
@@ -3844,7 +3875,7 @@
         <w:pStyle w:val="Compact"/>
       </w:pPr>
       <w:r>
-        <w:t xml:space="preserve">11.4.3 Draw an interior space to scale using architectural symbols. (Lesson 4.12; the citation for EDM 2. b))</w:t>
+        <w:t xml:space="preserve">11.4.3 Draw an interior space to scale using architectural symbols. (Lessons 4.10, 4.12; the citation for EDM 2. b))</w:t>
       </w:r>
     </w:p>
     <w:p>
@@ -3856,7 +3887,7 @@
         <w:pStyle w:val="Compact"/>
       </w:pPr>
       <w:r>
-        <w:t xml:space="preserve">11.4.4 Place furniture with design principles, traffic flow, activity, and the room’s architecture in mind. (Lessons 4.12, 4.14; the citation for EDM 2. a))</w:t>
+        <w:t xml:space="preserve">11.4.4 Place furniture with design principles, traffic flow, activity, and the room’s architecture in mind. (Lessons 4.7, 4.12, 4.14; the citation for EDM 2. a))</w:t>
       </w:r>
     </w:p>
     <w:p>
@@ -3955,7 +3986,91 @@
         <w:pStyle w:val="Compact"/>
       </w:pPr>
       <w:r>
-        <w:t xml:space="preserve">11.2.1 Judge how the elements and principles of design are used in homes and in commercial and residential interiors. (Lesson 4.17; Lessons 4.6, 4.7, 4.9 at unit level; the citation for EDM 2. c))</w:t>
+        <w:t xml:space="preserve">11.2.1 Judge how the elements and principles of design are used in homes and in commercial and residential interiors. (Lessons 4.6, 4.7, 4.8, 4.9, 4.17; the citation for EDM 2. c))</w:t>
+      </w:r>
+    </w:p>
+    <w:p>
+      <w:pPr>
+        <w:numPr>
+          <w:ilvl w:val="0"/>
+          <w:numId w:val="1022"/>
+        </w:numPr>
+        <w:pStyle w:val="Compact"/>
+      </w:pPr>
+      <w:r>
+        <w:t xml:space="preserve">11.2.2 Examine how design elements and principles affect how a person feels in a space. (Lesson 4.8; the mood a color sets; Lesson 4.7 at unit level, the focal point)</w:t>
+      </w:r>
+    </w:p>
+    <w:p>
+      <w:pPr>
+        <w:numPr>
+          <w:ilvl w:val="0"/>
+          <w:numId w:val="1022"/>
+        </w:numPr>
+        <w:pStyle w:val="Compact"/>
+      </w:pPr>
+      <w:r>
+        <w:t xml:space="preserve">11.2.3 Examine how design elements and principles shape how a space looks and how it works. (Lessons 4.6, 4.8, 4.9; from my Color in the Home citation)</w:t>
+      </w:r>
+    </w:p>
+    <w:p>
+      <w:pPr>
+        <w:numPr>
+          <w:ilvl w:val="0"/>
+          <w:numId w:val="1022"/>
+        </w:numPr>
+        <w:pStyle w:val="Compact"/>
+      </w:pPr>
+      <w:r>
+        <w:t xml:space="preserve">11.3.1 Examine product information for floor and wall coverings, textiles, window treatments, furniture, lighting, and kitchen and bath fixtures and equipment. (Lesson 4.9; the swatch box)</w:t>
+      </w:r>
+    </w:p>
+    <w:p>
+      <w:pPr>
+        <w:numPr>
+          <w:ilvl w:val="0"/>
+          <w:numId w:val="1022"/>
+        </w:numPr>
+        <w:pStyle w:val="Compact"/>
+      </w:pPr>
+      <w:r>
+        <w:t xml:space="preserve">11.4.2 Judge floor plans for efficiency and safety: zones, traffic patterns, storage, and the electrical, plumbing, ventilation, and heating systems. (Lesson 4.10; the crosswalk row for EDM 2. b))</w:t>
+      </w:r>
+    </w:p>
+    <w:p>
+      <w:pPr>
+        <w:numPr>
+          <w:ilvl w:val="0"/>
+          <w:numId w:val="1022"/>
+        </w:numPr>
+        <w:pStyle w:val="Compact"/>
+      </w:pPr>
+      <w:r>
+        <w:t xml:space="preserve">2.2.3 Practice habits that conserve, reuse, and recycle so resources and the environment last. (Lessons 4.4, 4.5; the citation for EDM 1. d))</w:t>
+      </w:r>
+    </w:p>
+    <w:p>
+      <w:pPr>
+        <w:numPr>
+          <w:ilvl w:val="0"/>
+          <w:numId w:val="1022"/>
+        </w:numPr>
+        <w:pStyle w:val="Compact"/>
+      </w:pPr>
+      <w:r>
+        <w:t xml:space="preserve">3.4.1 Look into where homes and businesses get energy and water, how waste is handled, and where pollution comes from. (Lesson 4.5; Lesson 4.4 at unit level; the citation for EDM 2. d))</w:t>
+      </w:r>
+    </w:p>
+    <w:p>
+      <w:pPr>
+        <w:numPr>
+          <w:ilvl w:val="0"/>
+          <w:numId w:val="1022"/>
+        </w:numPr>
+        <w:pStyle w:val="Compact"/>
+      </w:pPr>
+      <w:r>
+        <w:t xml:space="preserve">3.4.3 Try out different ways to save energy and cut waste. (Lesson 4.4; Lesson 4.5 at unit level; the citation for EDM 1. d))</w:t>
       </w:r>
     </w:p>
     <w:p>
@@ -3963,7 +4078,7 @@
         <w:pStyle w:val="FirstParagraph"/>
       </w:pPr>
       <w:r>
-        <w:t xml:space="preserve">Competencies the unit carries at unit level (confirmed in the 3.0 text; from the crosswalk rows or my Color in the Home citation; a lesson page from 4.4 to 4.10 may print them):</w:t>
+        <w:t xml:space="preserve">Competencies the unit carries at unit level (confirmed in the 3.0 text; from the crosswalk rows; no lesson page prints them):</w:t>
       </w:r>
     </w:p>
     <w:p>
@@ -3975,7 +4090,7 @@
         <w:pStyle w:val="Compact"/>
       </w:pPr>
       <w:r>
-        <w:t xml:space="preserve">2.2.3 Practice habits that conserve, reuse, and recycle so resources and the environment last. (Lessons 4.4, 4.5; the citation for EDM 1. d))</w:t>
+        <w:t xml:space="preserve">3.4.5 Examine the parts government, culture, industry, and families each play in how energy gets used. (Lesson 4.4, the heat pump slide)</w:t>
       </w:r>
     </w:p>
     <w:p>
@@ -3987,7 +4102,7 @@
         <w:pStyle w:val="Compact"/>
       </w:pPr>
       <w:r>
-        <w:t xml:space="preserve">3.4.1 Look into where homes and businesses get energy and water, how waste is handled, and where pollution comes from. (Lessons 4.4, 4.5; the citation for EDM 2. d))</w:t>
+        <w:t xml:space="preserve">2.2.1 Examine the part individuals and families play in current environmental trends and issues. (Lesson 4.5)</w:t>
       </w:r>
     </w:p>
     <w:p>
@@ -3999,79 +4114,7 @@
         <w:pStyle w:val="Compact"/>
       </w:pPr>
       <w:r>
-        <w:t xml:space="preserve">3.4.3 Try out different ways to save energy and cut waste. (Lessons 4.4, 4.5; the citation for EDM 1. d))</w:t>
-      </w:r>
-    </w:p>
-    <w:p>
-      <w:pPr>
-        <w:numPr>
-          <w:ilvl w:val="0"/>
-          <w:numId w:val="1023"/>
-        </w:numPr>
-        <w:pStyle w:val="Compact"/>
-      </w:pPr>
-      <w:r>
-        <w:t xml:space="preserve">3.4.5 Examine the parts government, culture, industry, and families each play in how energy gets used. (Lesson 4.4, the heat pump slide)</w:t>
-      </w:r>
-    </w:p>
-    <w:p>
-      <w:pPr>
-        <w:numPr>
-          <w:ilvl w:val="0"/>
-          <w:numId w:val="1023"/>
-        </w:numPr>
-        <w:pStyle w:val="Compact"/>
-      </w:pPr>
-      <w:r>
-        <w:t xml:space="preserve">2.2.1 Examine the part individuals and families play in current environmental trends and issues. (Lesson 4.5)</w:t>
-      </w:r>
-    </w:p>
-    <w:p>
-      <w:pPr>
-        <w:numPr>
-          <w:ilvl w:val="0"/>
-          <w:numId w:val="1023"/>
-        </w:numPr>
-        <w:pStyle w:val="Compact"/>
-      </w:pPr>
-      <w:r>
         <w:t xml:space="preserve">2.2.2 Sum up the environmental trends and issues that affect families now and in the generations to come. (Lessons 4.1, 4.4)</w:t>
-      </w:r>
-    </w:p>
-    <w:p>
-      <w:pPr>
-        <w:numPr>
-          <w:ilvl w:val="0"/>
-          <w:numId w:val="1023"/>
-        </w:numPr>
-        <w:pStyle w:val="Compact"/>
-      </w:pPr>
-      <w:r>
-        <w:t xml:space="preserve">11.2.2 Examine how design elements and principles affect how a person feels in a space. (Lessons 4.7, 4.8; the mood a color and a focal point set)</w:t>
-      </w:r>
-    </w:p>
-    <w:p>
-      <w:pPr>
-        <w:numPr>
-          <w:ilvl w:val="0"/>
-          <w:numId w:val="1023"/>
-        </w:numPr>
-        <w:pStyle w:val="Compact"/>
-      </w:pPr>
-      <w:r>
-        <w:t xml:space="preserve">11.2.3 Examine how design elements and principles shape how a space looks and how it works. (Lessons 4.8, 4.9; from my Color in the Home citation)</w:t>
-      </w:r>
-    </w:p>
-    <w:p>
-      <w:pPr>
-        <w:numPr>
-          <w:ilvl w:val="0"/>
-          <w:numId w:val="1023"/>
-        </w:numPr>
-        <w:pStyle w:val="Compact"/>
-      </w:pPr>
-      <w:r>
-        <w:t xml:space="preserve">11.4.2 Judge floor plans for efficiency and safety: zones, traffic patterns, storage, and the electrical, plumbing, ventilation, and heating systems. (Lesson 4.10; the crosswalk row for EDM 2. b))</w:t>
       </w:r>
     </w:p>
     <w:p>
@@ -4464,7 +4507,7 @@
         <w:t xml:space="preserve"> </w:t>
       </w:r>
       <w:r>
-        <w:t xml:space="preserve">Every student is a designer with one client, and the client is not them. In Lesson 4.11 each table reads six client cards aloud; each card has a person, a room with its dimensions, a budget, must-haves, nice-to-haves, and one rule that cannot be broken. The landed lesson names the Okafor card (a grandfather who uses a walker, likes blue, needs a 36-inch path from the door to the bed and a chair with arms) and the Rivera card (a wheelchair user; every path is 36 inches and that number is not up for discussion), a shared sibling room (Luz, eight, is the sister who is not the main client), a baby’s room with a crib, a tiny house couple, and an entry with a coat hook that has to work for everyone. Two paths: Design Your Own Bedroom for a client (a room refresh, $400 cap: the walls and floor are there, the money buys furniture, storage, light, paint, and finish) or Tiny House (the state’s own illustrative activity; the harder path, $1,500 for the interior, with a kitchen and a bathroom to fit and a loft drawn as a second plan). A student may switch cards up to the end of Lesson 4.12 Day 1 with no penalty.</w:t>
+        <w:t xml:space="preserve">Every student is a designer with one client, and the client is not them. In Lesson 4.11 each table reads six client cards aloud; each card has a person, a room with its dimensions, a budget, must-haves, nice-to-haves, and one rule that cannot be broken. The lesson names the Okafor card (a grandfather who uses a walker, likes blue, needs a 36-inch path from the door to the bed and a chair with arms) and the Rivera card (a wheelchair user; every path is 36 inches and that number is not up for discussion), a shared sibling room (Luz, eight, is the sister who is not the main client), a baby’s room with a crib, a tiny house couple, and an entry with a coat hook that has to work for everyone. Two paths: Design Your Own Bedroom for a client (a room refresh, $400 cap: the walls and floor are there, the money buys furniture, storage, light, paint, and finish) or Tiny House (the state’s own illustrative activity; the harder path, $1,500 for the interior, with a kitchen and a bathroom to fit and a loft drawn as a second plan). A student may switch cards up to the end of Lesson 4.12 Day 1 with no penalty.</w:t>
       </w:r>
     </w:p>
     <w:p>
@@ -4705,7 +4748,7 @@
         <w:t xml:space="preserve">Assessment 04.1 - Home Safety and Conservation Quiz.md</w:t>
       </w:r>
       <w:r>
-        <w:t xml:space="preserve">, given in the last 15 minutes of Lesson 4.5 (day 97). It covers Lessons 4.1 to 4.5: the landed lessons say the seven jobs of a home, a scenario built from the two argued family matches, the breaker item, and the drain item are on it, with hazards by room, the emergency plan, energy and water at home, and reduce, reuse, recycle from the rest. Retake after a review for anyone under the file’s cut score.</w:t>
+        <w:t xml:space="preserve">, given in the last 15 minutes of Lesson 4.5 (day 97). It covers Lessons 4.1 to 4.5: the lessons say the seven jobs of a home, a scenario built from the two argued family matches, the breaker item, and the drain item are on it, with hazards by room, the emergency plan, the bulb and faucet math with numbers given, and the four Rs from the rest. Retake after a review for anyone under the file’s cut score.</w:t>
       </w:r>
     </w:p>
     <w:p>
@@ -4926,7 +4969,7 @@
         <w:rPr>
           <w:b/>
         </w:rPr>
-        <w:t xml:space="preserve">Consumables and small tools, per section (as the landed lessons list them; 4.4 to 4.10 follow the plan until their pages land):</w:t>
+        <w:t xml:space="preserve">Consumables and small tools, per section (as the lessons list them):</w:t>
       </w:r>
     </w:p>
     <w:tbl>
@@ -5415,7 +5458,7 @@
               <w:jc w:val="left"/>
             </w:pPr>
             <w:r>
-              <w:t xml:space="preserve">Watt meter</w:t>
+              <w:t xml:space="preserve">Plug-in electricity meter and two bulbs</w:t>
             </w:r>
           </w:p>
         </w:tc>
@@ -5437,29 +5480,29 @@
               <w:jc w:val="left"/>
             </w:pPr>
             <w:r>
-              <w:t xml:space="preserve">one plug-in watt meter, reused every year</w:t>
-            </w:r>
-          </w:p>
-        </w:tc>
-        <w:tc>
-          <w:p>
-            <w:pPr>
-              <w:pStyle w:val="Compact"/>
-              <w:jc w:val="left"/>
-            </w:pPr>
-            <w:r>
-              <w:t xml:space="preserve">about $20 the first year, or $0 if the science department has one</w:t>
-            </w:r>
-          </w:p>
-        </w:tc>
-        <w:tc>
-          <w:p>
-            <w:pPr>
-              <w:pStyle w:val="Compact"/>
-              <w:jc w:val="left"/>
-            </w:pPr>
-            <w:r>
-              <w:t xml:space="preserve">the science teacher or an online order; a lamp, a phone charger, and a game console or a small appliance from the room to plug into it</w:t>
+              <w:t xml:space="preserve">one plug-in meter, optional, reused every year; one 60 W incandescent bulb and one 9 W LED to pass around</w:t>
+            </w:r>
+          </w:p>
+        </w:tc>
+        <w:tc>
+          <w:p>
+            <w:pPr>
+              <w:pStyle w:val="Compact"/>
+              <w:jc w:val="left"/>
+            </w:pPr>
+            <w:r>
+              <w:t xml:space="preserve">about $20 the first year for the meter, or $0 if the science department or the utility’s school kit lends one; about $2 for the incandescent bulb, and the LED is on the Lesson 4.3 tray</w:t>
+            </w:r>
+          </w:p>
+        </w:tc>
+        <w:tc>
+          <w:p>
+            <w:pPr>
+              <w:pStyle w:val="Compact"/>
+              <w:jc w:val="left"/>
+            </w:pPr>
+            <w:r>
+              <w:t xml:space="preserve">the science teacher or an online order; a charger with nothing attached and a game console or cable box from the room to plug in</w:t>
             </w:r>
           </w:p>
         </w:tc>
@@ -5472,7 +5515,7 @@
               <w:jc w:val="left"/>
             </w:pPr>
             <w:r>
-              <w:t xml:space="preserve">Energy audit checklist and shower timer</w:t>
+              <w:t xml:space="preserve">Energy audit handout, calculators, clipboards</w:t>
             </w:r>
           </w:p>
         </w:tc>
@@ -5494,18 +5537,18 @@
               <w:jc w:val="left"/>
             </w:pPr>
             <w:r>
-              <w:t xml:space="preserve">one checklist per student; one kitchen timer</w:t>
-            </w:r>
-          </w:p>
-        </w:tc>
-        <w:tc>
-          <w:p>
-            <w:pPr>
-              <w:pStyle w:val="Compact"/>
-              <w:jc w:val="left"/>
-            </w:pPr>
-            <w:r>
-              <w:t xml:space="preserve">school printing; timer from the room</w:t>
+              <w:t xml:space="preserve">one handout per student (the math page, the audit checklist, the twelve-fix table, the sample bill); calculators, one per pair; a clipboard per team for the Day 2 audit</w:t>
+            </w:r>
+          </w:p>
+        </w:tc>
+        <w:tc>
+          <w:p>
+            <w:pPr>
+              <w:pStyle w:val="Compact"/>
+              <w:jc w:val="left"/>
+            </w:pPr>
+            <w:r>
+              <w:t xml:space="preserve">school printing; calculators and clipboards from the room</w:t>
             </w:r>
           </w:p>
         </w:tc>
@@ -5519,7 +5562,10 @@
               <w:rPr>
                 <w:rStyle w:val="VerbatimChar"/>
               </w:rPr>
-              <w:t xml:space="preserve">Handout 04.04</w:t>
+              <w:t xml:space="preserve">Handout 04.04 - Home Energy Audit Checklist and Sample Bill.md</w:t>
+            </w:r>
+            <w:r>
+              <w:t xml:space="preserve">; before Day 2, plant a few wastes in the room (a charger with nothing attached, lights on in an empty corner, a window open near a heater) and photograph the room for reset</w:t>
             </w:r>
           </w:p>
         </w:tc>
@@ -5532,7 +5578,7 @@
               <w:jc w:val="left"/>
             </w:pPr>
             <w:r>
-              <w:t xml:space="preserve">Sort cards for waste, reuse, recycle</w:t>
+              <w:t xml:space="preserve">The twelve sort items and four bins</w:t>
             </w:r>
           </w:p>
         </w:tc>
@@ -5554,18 +5600,18 @@
               <w:jc w:val="left"/>
             </w:pPr>
             <w:r>
-              <w:t xml:space="preserve">20 item cards per pair</w:t>
-            </w:r>
-          </w:p>
-        </w:tc>
-        <w:tc>
-          <w:p>
-            <w:pPr>
-              <w:pStyle w:val="Compact"/>
-              <w:jc w:val="left"/>
-            </w:pPr>
-            <w:r>
-              <w:t xml:space="preserve">school printing, reused</w:t>
+              <w:t xml:space="preserve">twelve real items or pictures (a glass jar, a cardboard box, a banana peel, a plastic bag, a T-shirt with a hole, a working phone charger, a chipped mug, junk mail, a greasy pizza box, a wooden chair with a loose leg, a plastic water bottle, coffee grounds) and four bins or four labeled table corners: REDUCE, REUSE, RECYCLE, COMPOST; the handout one per student; the quiz one per student; calculators for the quiz</w:t>
+            </w:r>
+          </w:p>
+        </w:tc>
+        <w:tc>
+          <w:p>
+            <w:pPr>
+              <w:pStyle w:val="Compact"/>
+              <w:jc w:val="left"/>
+            </w:pPr>
+            <w:r>
+              <w:t xml:space="preserve">$0 (props from the room and home; the peel and the grounds are props nobody handles)</w:t>
             </w:r>
           </w:p>
         </w:tc>
@@ -5579,313 +5625,94 @@
               <w:rPr>
                 <w:rStyle w:val="VerbatimChar"/>
               </w:rPr>
-              <w:t xml:space="preserve">Handout 04.05</w:t>
-            </w:r>
-          </w:p>
-        </w:tc>
-      </w:tr>
-      <w:tr>
-        <w:tc>
-          <w:p>
-            <w:pPr>
-              <w:pStyle w:val="Compact"/>
-              <w:jc w:val="left"/>
-            </w:pPr>
-            <w:r>
-              <w:t xml:space="preserve">Element and principle room photos</w:t>
-            </w:r>
-          </w:p>
-        </w:tc>
-        <w:tc>
-          <w:p>
-            <w:pPr>
-              <w:pStyle w:val="Compact"/>
-              <w:jc w:val="left"/>
-            </w:pPr>
-            <w:r>
-              <w:t xml:space="preserve">4.6, 4.7</w:t>
-            </w:r>
-          </w:p>
-        </w:tc>
-        <w:tc>
-          <w:p>
-            <w:pPr>
-              <w:pStyle w:val="Compact"/>
-              <w:jc w:val="left"/>
-            </w:pPr>
-            <w:r>
-              <w:t xml:space="preserve">eight room photos, color, laminated, plus the eight layout cards</w:t>
-            </w:r>
-          </w:p>
-        </w:tc>
-        <w:tc>
-          <w:p>
-            <w:pPr>
-              <w:pStyle w:val="Compact"/>
-              <w:jc w:val="left"/>
-            </w:pPr>
-            <w:r>
-              <w:t xml:space="preserve">about $6 the first year, reused</w:t>
-            </w:r>
-          </w:p>
-        </w:tc>
-        <w:tc>
-          <w:p>
-            <w:pPr>
-              <w:pStyle w:val="Compact"/>
-              <w:jc w:val="left"/>
-            </w:pPr>
+              <w:t xml:space="preserve">Handout 04.05 - Greener Room Swap.md</w:t>
+            </w:r>
+            <w:r>
+              <w:t xml:space="preserve">,</w:t>
+            </w:r>
+            <w:r>
+              <w:t xml:space="preserve"> </w:t>
+            </w:r>
             <w:r>
               <w:rPr>
                 <w:rStyle w:val="VerbatimChar"/>
               </w:rPr>
-              <w:t xml:space="preserve">Handout 04.06</w:t>
-            </w:r>
-            <w:r>
-              <w:t xml:space="preserve">,</w:t>
-            </w:r>
-            <w:r>
-              <w:t xml:space="preserve"> </w:t>
-            </w:r>
+              <w:t xml:space="preserve">Assessment 04.1 - Home Safety and Conservation Quiz.md</w:t>
+            </w:r>
+          </w:p>
+        </w:tc>
+      </w:tr>
+      <w:tr>
+        <w:tc>
+          <w:p>
+            <w:pPr>
+              <w:pStyle w:val="Compact"/>
+              <w:jc w:val="left"/>
+            </w:pPr>
+            <w:r>
+              <w:t xml:space="preserve">Elements Hunt sheet, the shoebox note, and the Focal Point Game kits</w:t>
+            </w:r>
+          </w:p>
+        </w:tc>
+        <w:tc>
+          <w:p>
+            <w:pPr>
+              <w:pStyle w:val="Compact"/>
+              <w:jc w:val="left"/>
+            </w:pPr>
+            <w:r>
+              <w:t xml:space="preserve">4.6, 4.7</w:t>
+            </w:r>
+          </w:p>
+        </w:tc>
+        <w:tc>
+          <w:p>
+            <w:pPr>
+              <w:pStyle w:val="Compact"/>
+              <w:jc w:val="left"/>
+            </w:pPr>
+            <w:r>
+              <w:t xml:space="preserve">4.6: the handout one per student, colored pencils in a shared cup per table, the shoebox note one half sheet per student; 4.7: the handout one per student, five furniture card sets cut apart and in envelopes, five room outlines printed large (11 by 17 if you can), five focal point cards, glue sticks or tape, five markers</w:t>
+            </w:r>
+          </w:p>
+        </w:tc>
+        <w:tc>
+          <w:p>
+            <w:pPr>
+              <w:pStyle w:val="Compact"/>
+              <w:jc w:val="left"/>
+            </w:pPr>
+            <w:r>
+              <w:t xml:space="preserve">school printing; about $3 in card stock for the furniture sets the first year, reused</w:t>
+            </w:r>
+          </w:p>
+        </w:tc>
+        <w:tc>
+          <w:p>
+            <w:pPr>
+              <w:pStyle w:val="Compact"/>
+              <w:jc w:val="left"/>
+            </w:pPr>
             <w:r>
               <w:rPr>
                 <w:rStyle w:val="VerbatimChar"/>
               </w:rPr>
-              <w:t xml:space="preserve">Handout 04.07</w:t>
-            </w:r>
-            <w:r>
-              <w:t xml:space="preserve">; or use the slides only; the shoebox note goes home in 4.6</w:t>
-            </w:r>
-          </w:p>
-        </w:tc>
-      </w:tr>
-      <w:tr>
-        <w:tc>
-          <w:p>
-            <w:pPr>
-              <w:pStyle w:val="Compact"/>
-              <w:jc w:val="left"/>
-            </w:pPr>
-            <w:r>
-              <w:t xml:space="preserve">Frosting lab</w:t>
-            </w:r>
-          </w:p>
-        </w:tc>
-        <w:tc>
-          <w:p>
-            <w:pPr>
-              <w:pStyle w:val="Compact"/>
-              <w:jc w:val="left"/>
-            </w:pPr>
-            <w:r>
-              <w:t xml:space="preserve">4.8</w:t>
-            </w:r>
-          </w:p>
-        </w:tc>
-        <w:tc>
-          <w:p>
-            <w:pPr>
-              <w:pStyle w:val="Compact"/>
-              <w:jc w:val="left"/>
-            </w:pPr>
-            <w:r>
-              <w:t xml:space="preserve">one 16-ounce tub of white frosting per station for three stations (each station serves two tables of four), one set of red, yellow, and blue food gel colors per station plus one for the demo tub, so nobody crosses the room with frosting on their hands, paper plates (two per student: a mixing plate and a wall panel), parchment squares, a box of wipes, plastic knives or craft sticks</w:t>
-            </w:r>
-          </w:p>
-        </w:tc>
-        <w:tc>
-          <w:p>
-            <w:pPr>
-              <w:pStyle w:val="Compact"/>
-              <w:jc w:val="left"/>
-            </w:pPr>
-            <w:r>
-              <w:t xml:space="preserve">about $32 to $36 per class (Lesson 4.8’s list)</w:t>
-            </w:r>
-          </w:p>
-        </w:tc>
-        <w:tc>
-          <w:p>
-            <w:pPr>
-              <w:pStyle w:val="Compact"/>
-              <w:jc w:val="left"/>
-            </w:pPr>
-            <w:r>
-              <w:t xml:space="preserve">grocery store; buy in the week it is used, never before a break, and allergy check against the roster the day before;</w:t>
-            </w:r>
-          </w:p>
-        </w:tc>
-      </w:tr>
-      <w:tr>
-        <w:tc>
-          <w:p>
-            <w:pPr>
-              <w:pStyle w:val="Compact"/>
-              <w:jc w:val="left"/>
-            </w:pPr>
-            <w:r>
-              <w:t xml:space="preserve">Non-food substitute for the frosting lab</w:t>
-            </w:r>
-          </w:p>
-        </w:tc>
-        <w:tc>
-          <w:p>
-            <w:pPr>
-              <w:pStyle w:val="Compact"/>
-              <w:jc w:val="left"/>
-            </w:pPr>
-            <w:r>
-              <w:t xml:space="preserve">4.8</w:t>
-            </w:r>
-          </w:p>
-        </w:tc>
-        <w:tc>
-          <w:p>
-            <w:pPr>
-              <w:pStyle w:val="Compact"/>
-              <w:jc w:val="left"/>
-            </w:pPr>
-            <w:r>
-              <w:t xml:space="preserve">tempera paint in red, yellow, blue, and white, and paper plates</w:t>
-            </w:r>
-          </w:p>
-        </w:tc>
-        <w:tc>
-          <w:p>
-            <w:pPr>
-              <w:pStyle w:val="Compact"/>
-              <w:jc w:val="left"/>
-            </w:pPr>
-            <w:r>
-              <w:t xml:space="preserve">about $8, reused</w:t>
-            </w:r>
-          </w:p>
-        </w:tc>
-        <w:tc>
-          <w:p>
-            <w:pPr>
-              <w:pStyle w:val="Compact"/>
-              <w:jc w:val="left"/>
-            </w:pPr>
-            <w:r>
-              <w:t xml:space="preserve">for a student who cannot have the frosting near them, or for the whole class if the room is a no-food room; the lesson’s no-kitchen alternative</w:t>
-            </w:r>
-          </w:p>
-        </w:tc>
-      </w:tr>
-      <w:tr>
-        <w:tc>
-          <w:p>
-            <w:pPr>
-              <w:pStyle w:val="Compact"/>
-              <w:jc w:val="left"/>
-            </w:pPr>
-            <w:r>
-              <w:t xml:space="preserve">Texture and pattern swatch box</w:t>
-            </w:r>
-          </w:p>
-        </w:tc>
-        <w:tc>
-          <w:p>
-            <w:pPr>
-              <w:pStyle w:val="Compact"/>
-              <w:jc w:val="left"/>
-            </w:pPr>
-            <w:r>
-              <w:t xml:space="preserve">4.9</w:t>
-            </w:r>
-          </w:p>
-        </w:tc>
-        <w:tc>
-          <w:p>
-            <w:pPr>
-              <w:pStyle w:val="Compact"/>
-              <w:jc w:val="left"/>
-            </w:pPr>
-            <w:r>
-              <w:t xml:space="preserve">a shoebox of fabric scraps, wallpaper samples, tile and wood samples, paint chip cards</w:t>
-            </w:r>
-          </w:p>
-        </w:tc>
-        <w:tc>
-          <w:p>
-            <w:pPr>
-              <w:pStyle w:val="Compact"/>
-              <w:jc w:val="left"/>
-            </w:pPr>
-            <w:r>
-              <w:t xml:space="preserve">$0 to $5</w:t>
-            </w:r>
-          </w:p>
-        </w:tc>
-        <w:tc>
-          <w:p>
-            <w:pPr>
-              <w:pStyle w:val="Compact"/>
-              <w:jc w:val="left"/>
-            </w:pPr>
-            <w:r>
-              <w:t xml:space="preserve">scraps from the sewing bin (Unit 5), free samples from a home store and old chip cards from a paint department;</w:t>
-            </w:r>
-          </w:p>
-        </w:tc>
-      </w:tr>
-      <w:tr>
-        <w:tc>
-          <w:p>
-            <w:pPr>
-              <w:pStyle w:val="Compact"/>
-              <w:jc w:val="left"/>
-            </w:pPr>
-            <w:r>
-              <w:t xml:space="preserve">Mood board sheets and magazine pages</w:t>
-            </w:r>
-          </w:p>
-        </w:tc>
-        <w:tc>
-          <w:p>
-            <w:pPr>
-              <w:pStyle w:val="Compact"/>
-              <w:jc w:val="left"/>
-            </w:pPr>
-            <w:r>
-              <w:t xml:space="preserve">4.9, 4.14</w:t>
-            </w:r>
-          </w:p>
-        </w:tc>
-        <w:tc>
-          <w:p>
-            <w:pPr>
-              <w:pStyle w:val="Compact"/>
-              <w:jc w:val="left"/>
-            </w:pPr>
-            <w:r>
-              <w:t xml:space="preserve">one sheet per student; a stack of old magazines</w:t>
-            </w:r>
-          </w:p>
-        </w:tc>
-        <w:tc>
-          <w:p>
-            <w:pPr>
-              <w:pStyle w:val="Compact"/>
-              <w:jc w:val="left"/>
-            </w:pPr>
-            <w:r>
-              <w:t xml:space="preserve">school printing; magazines free</w:t>
-            </w:r>
-          </w:p>
-        </w:tc>
-        <w:tc>
-          <w:p>
-            <w:pPr>
-              <w:pStyle w:val="Compact"/>
-              <w:jc w:val="left"/>
-            </w:pPr>
+              <w:t xml:space="preserve">Handout 04.06 - Elements Hunt.md</w:t>
+            </w:r>
+            <w:r>
+              <w:t xml:space="preserve">,</w:t>
+            </w:r>
+            <w:r>
+              <w:t xml:space="preserve"> </w:t>
+            </w:r>
             <w:r>
               <w:rPr>
                 <w:rStyle w:val="VerbatimChar"/>
               </w:rPr>
-              <w:t xml:space="preserve">Handout 04.09</w:t>
+              <w:t xml:space="preserve">Handout 04.07 - Principles Sort and Focal Point Game Cards.md</w:t>
+            </w:r>
+            <w:r>
+              <w:t xml:space="preserve">; the rooms are described on the slides and the handouts, so there are no photos to buy; the shoebox note goes home in 4.6</w:t>
             </w:r>
           </w:p>
         </w:tc>
@@ -5898,6 +5725,315 @@
               <w:jc w:val="left"/>
             </w:pPr>
             <w:r>
+              <w:t xml:space="preserve">Frosting lab</w:t>
+            </w:r>
+          </w:p>
+        </w:tc>
+        <w:tc>
+          <w:p>
+            <w:pPr>
+              <w:pStyle w:val="Compact"/>
+              <w:jc w:val="left"/>
+            </w:pPr>
+            <w:r>
+              <w:t xml:space="preserve">4.8</w:t>
+            </w:r>
+          </w:p>
+        </w:tc>
+        <w:tc>
+          <w:p>
+            <w:pPr>
+              <w:pStyle w:val="Compact"/>
+              <w:jc w:val="left"/>
+            </w:pPr>
+            <w:r>
+              <w:t xml:space="preserve">one 16-ounce tub of white frosting per station for three stations of seven (each station splits into two sub-teams), one set of red, yellow, and blue gel colors per station (plus brown if the set has it), plus one tub and one gel set for the Day 1 demo, so nobody crosses the room with frosting on their hands; paper plates, eleven per station (a mixing plate and a wall panel per sub-team plus a practice swatch plate per student); plastic spoons, nine per station; parchment to cover the tables; wet wipes and paper towels; one trash bag per station; index cards for the do now and the 3-2-1</w:t>
+            </w:r>
+          </w:p>
+        </w:tc>
+        <w:tc>
+          <w:p>
+            <w:pPr>
+              <w:pStyle w:val="Compact"/>
+              <w:jc w:val="left"/>
+            </w:pPr>
+            <w:r>
+              <w:t xml:space="preserve">about $32 to $36 per class (Lesson 4.8: about $9 to $11 per station plus the demo kit)</w:t>
+            </w:r>
+          </w:p>
+        </w:tc>
+        <w:tc>
+          <w:p>
+            <w:pPr>
+              <w:pStyle w:val="Compact"/>
+              <w:jc w:val="left"/>
+            </w:pPr>
+            <w:r>
+              <w:t xml:space="preserve">grocery store; buy in the week it is used, never before a break; allergy check at the end of Lesson 4.7 and again against the roster before you buy</w:t>
+            </w:r>
+          </w:p>
+        </w:tc>
+      </w:tr>
+      <w:tr>
+        <w:tc>
+          <w:p>
+            <w:pPr>
+              <w:pStyle w:val="Compact"/>
+              <w:jc w:val="left"/>
+            </w:pPr>
+            <w:r>
+              <w:t xml:space="preserve">Non-food substitute for the frosting lab</w:t>
+            </w:r>
+          </w:p>
+        </w:tc>
+        <w:tc>
+          <w:p>
+            <w:pPr>
+              <w:pStyle w:val="Compact"/>
+              <w:jc w:val="left"/>
+            </w:pPr>
+            <w:r>
+              <w:t xml:space="preserve">4.8</w:t>
+            </w:r>
+          </w:p>
+        </w:tc>
+        <w:tc>
+          <w:p>
+            <w:pPr>
+              <w:pStyle w:val="Compact"/>
+              <w:jc w:val="left"/>
+            </w:pPr>
+            <w:r>
+              <w:t xml:space="preserve">tempera paint in red, yellow, blue, white, and brown, paper plates, spoons or brushes</w:t>
+            </w:r>
+          </w:p>
+        </w:tc>
+        <w:tc>
+          <w:p>
+            <w:pPr>
+              <w:pStyle w:val="Compact"/>
+              <w:jc w:val="left"/>
+            </w:pPr>
+            <w:r>
+              <w:t xml:space="preserve">about $12, lasts the year</w:t>
+            </w:r>
+          </w:p>
+        </w:tc>
+        <w:tc>
+          <w:p>
+            <w:pPr>
+              <w:pStyle w:val="Compact"/>
+              <w:jc w:val="left"/>
+            </w:pPr>
+            <w:r>
+              <w:t xml:space="preserve">for a student who cannot have the frosting near them, or for the whole class if the room is a no-food room; Lesson 4.8’s no-kitchen alternative; clean-up moves from the trash bag to the sink</w:t>
+            </w:r>
+          </w:p>
+        </w:tc>
+      </w:tr>
+      <w:tr>
+        <w:tc>
+          <w:p>
+            <w:pPr>
+              <w:pStyle w:val="Compact"/>
+              <w:jc w:val="left"/>
+            </w:pPr>
+            <w:r>
+              <w:t xml:space="preserve">Swatch boxes and mood board supplies</w:t>
+            </w:r>
+          </w:p>
+        </w:tc>
+        <w:tc>
+          <w:p>
+            <w:pPr>
+              <w:pStyle w:val="Compact"/>
+              <w:jc w:val="left"/>
+            </w:pPr>
+            <w:r>
+              <w:t xml:space="preserve">4.9</w:t>
+            </w:r>
+          </w:p>
+        </w:tc>
+        <w:tc>
+          <w:p>
+            <w:pPr>
+              <w:pStyle w:val="Compact"/>
+              <w:jc w:val="left"/>
+            </w:pPr>
+            <w:r>
+              <w:t xml:space="preserve">one swatch box per table of four, about 40 pieces each (fabric scraps, wallpaper samples, tile and wood samples, paint chip cards, carpet squares if a flooring store donated any); card stock, one half sheet per student plus spares; scissors one per student; glue sticks one per pair; scrap construction paper; colored pencils one set per table; the Room and Mood assignment cards cut from the handout</w:t>
+            </w:r>
+          </w:p>
+        </w:tc>
+        <w:tc>
+          <w:p>
+            <w:pPr>
+              <w:pStyle w:val="Compact"/>
+              <w:jc w:val="left"/>
+            </w:pPr>
+            <w:r>
+              <w:t xml:space="preserve">$0 to $5 for the swatches; about $2 in card stock</w:t>
+            </w:r>
+          </w:p>
+        </w:tc>
+        <w:tc>
+          <w:p>
+            <w:pPr>
+              <w:pStyle w:val="Compact"/>
+              <w:jc w:val="left"/>
+            </w:pPr>
+            <w:r>
+              <w:t xml:space="preserve">scraps from the sewing bin (Unit 5), free samples from a home store or the ReStore, old chip cards from a paint department</w:t>
+            </w:r>
+          </w:p>
+        </w:tc>
+      </w:tr>
+      <w:tr>
+        <w:tc>
+          <w:p>
+            <w:pPr>
+              <w:pStyle w:val="Compact"/>
+              <w:jc w:val="left"/>
+            </w:pPr>
+            <w:r>
+              <w:t xml:space="preserve">Mood Board Planner and magazine pages</w:t>
+            </w:r>
+          </w:p>
+        </w:tc>
+        <w:tc>
+          <w:p>
+            <w:pPr>
+              <w:pStyle w:val="Compact"/>
+              <w:jc w:val="left"/>
+            </w:pPr>
+            <w:r>
+              <w:t xml:space="preserve">4.9, 4.14</w:t>
+            </w:r>
+          </w:p>
+        </w:tc>
+        <w:tc>
+          <w:p>
+            <w:pPr>
+              <w:pStyle w:val="Compact"/>
+              <w:jc w:val="left"/>
+            </w:pPr>
+            <w:r>
+              <w:t xml:space="preserve">one handout per student; old magazines and catalogs, about one per two students, for cutting</w:t>
+            </w:r>
+          </w:p>
+        </w:tc>
+        <w:tc>
+          <w:p>
+            <w:pPr>
+              <w:pStyle w:val="Compact"/>
+              <w:jc w:val="left"/>
+            </w:pPr>
+            <w:r>
+              <w:t xml:space="preserve">school printing; magazines free</w:t>
+            </w:r>
+          </w:p>
+        </w:tc>
+        <w:tc>
+          <w:p>
+            <w:pPr>
+              <w:pStyle w:val="Compact"/>
+              <w:jc w:val="left"/>
+            </w:pPr>
+            <w:r>
+              <w:rPr>
+                <w:rStyle w:val="VerbatimChar"/>
+              </w:rPr>
+              <w:t xml:space="preserve">Handout 04.09 - Mood Board Planner.md</w:t>
+            </w:r>
+            <w:r>
+              <w:t xml:space="preserve">; ask students not to bring anything from home to cut up</w:t>
+            </w:r>
+          </w:p>
+        </w:tc>
+      </w:tr>
+      <w:tr>
+        <w:tc>
+          <w:p>
+            <w:pPr>
+              <w:pStyle w:val="Compact"/>
+              <w:jc w:val="left"/>
+            </w:pPr>
+            <w:r>
+              <w:t xml:space="preserve">Floor plan lesson kit</w:t>
+            </w:r>
+          </w:p>
+        </w:tc>
+        <w:tc>
+          <w:p>
+            <w:pPr>
+              <w:pStyle w:val="Compact"/>
+              <w:jc w:val="left"/>
+            </w:pPr>
+            <w:r>
+              <w:t xml:space="preserve">4.10</w:t>
+            </w:r>
+          </w:p>
+        </w:tc>
+        <w:tc>
+          <w:p>
+            <w:pPr>
+              <w:pStyle w:val="Compact"/>
+              <w:jc w:val="left"/>
+            </w:pPr>
+            <w:r>
+              <w:t xml:space="preserve">the five-part handout one per student, printed double sided; tape measures one per team of four (25-foot retracting is best); a manila or two-pocket folder per student, labeled, for the project folder that starts on Day 1; one real floor plan printed large with the address removed, and a half-size copy per pair; scissors one per pair and an envelope or paper clip per student for the cut-outs; the vocabulary check one per student for Day 2</w:t>
+            </w:r>
+          </w:p>
+        </w:tc>
+        <w:tc>
+          <w:p>
+            <w:pPr>
+              <w:pStyle w:val="Compact"/>
+              <w:jc w:val="left"/>
+            </w:pPr>
+            <w:r>
+              <w:t xml:space="preserve">school printing; folders about $8 per section the first year if the school does not stock them; tape measures from the Lesson 4.3 tray and the custodian</w:t>
+            </w:r>
+          </w:p>
+        </w:tc>
+        <w:tc>
+          <w:p>
+            <w:pPr>
+              <w:pStyle w:val="Compact"/>
+              <w:jc w:val="left"/>
+            </w:pPr>
+            <w:r>
+              <w:rPr>
+                <w:rStyle w:val="VerbatimChar"/>
+              </w:rPr>
+              <w:t xml:space="preserve">Handout 04.10 - Floor Plan Symbols Graph Paper Guide and Furniture Cut-Outs.md</w:t>
+            </w:r>
+            <w:r>
+              <w:t xml:space="preserve">,</w:t>
+            </w:r>
+            <w:r>
+              <w:t xml:space="preserve"> </w:t>
+            </w:r>
+            <w:r>
+              <w:rPr>
+                <w:rStyle w:val="VerbatimChar"/>
+              </w:rPr>
+              <w:t xml:space="preserve">Assessment 04.2 - Design Vocabulary Check.md</w:t>
+            </w:r>
+            <w:r>
+              <w:t xml:space="preserve">; a free browser floor plan tool open on the teacher device for the four-minute preview</w:t>
+            </w:r>
+          </w:p>
+        </w:tc>
+      </w:tr>
+      <w:tr>
+        <w:tc>
+          <w:p>
+            <w:pPr>
+              <w:pStyle w:val="Compact"/>
+              <w:jc w:val="left"/>
+            </w:pPr>
+            <w:r>
               <w:t xml:space="preserve">Quarter-inch graph paper and rulers</w:t>
             </w:r>
           </w:p>
@@ -5920,7 +6056,7 @@
               <w:jc w:val="left"/>
             </w:pPr>
             <w:r>
-              <w:t xml:space="preserve">about 14 sheets per student (eleven do nows, two for the plan, one spare); 11 by 17 graph paper for tiny house teams if available; a class set of rulers marked in quarter inches; pencils with erasers</w:t>
+              <w:t xml:space="preserve">about 14 sheets per student (five in Lesson 4.10, seven for sketches 5 to 11, two for the project plan); 11 by 17 graph paper for tiny house teams if available; a class set of rulers marked in quarter inches; pencils with erasers</w:t>
             </w:r>
           </w:p>
         </w:tc>
@@ -6477,7 +6613,7 @@
               <w:jc w:val="left"/>
             </w:pPr>
             <w:r>
-              <w:t xml:space="preserve">Printing: the rest (the audit, the sort sheet, the element and principle sheets, the wheel and Room Cards, the mood board, the plan sheets, the two earlier assessments)</w:t>
+              <w:t xml:space="preserve">Printing: the handouts for 4.4 to 4.10 (the audit, the Greener Room Swap, the Elements Hunt, the Principles Sort, the wheel and Room Cards, the Mood Board Planner, the five-part floor plan handout, the quiz, and the vocabulary check)</w:t>
             </w:r>
           </w:p>
         </w:tc>
@@ -6499,7 +6635,7 @@
               <w:jc w:val="left"/>
             </w:pPr>
             <w:r>
-              <w:t xml:space="preserve">about 10 pages per student</w:t>
+              <w:t xml:space="preserve">one copy of each per student</w:t>
             </w:r>
           </w:p>
         </w:tc>
@@ -6598,7 +6734,7 @@
         <w:pStyle w:val="BodyText"/>
       </w:pPr>
       <w:r>
-        <w:t xml:space="preserve">Unit total for one section: about $115 in consumables the first year if the custodian lends the tools and the detectors and the science department lends the watt meter, as the lessons suggest (frosting about $34, model materials about $45, graph paper and card stock about $20, photos and posters about $10, station screws and props about $10); up to about $200 if the tool tray, the detectors, and the watt meter are all bought new. About $80 after the first year (the frosting and the model materials are the two lines that repeat every section).</w:t>
+        <w:t xml:space="preserve">Unit total for one section: about $130 in consumables the first year if the custodian lends the tools and the detectors and the science department lends the plug-in meter, as the lessons suggest (frosting about $34, model materials about $45, graph paper, the scale ruler, and the project folders about $24, card stock across five handouts about $16, station screws and props about $10, the incandescent bulb about $2; the swatch boxes add up to $5 if nothing is donated); up to about $250 if the tool tray, the detectors, and the meter are all bought new. About $80 after the first year (the frosting and the model materials are the two lines that repeat every section).</w:t>
       </w:r>
     </w:p>
     <w:p>
@@ -6645,7 +6781,7 @@
         <w:rPr>
           <w:b/>
         </w:rPr>
-        <w:t xml:space="preserve">; the landed lessons name theirs, and 4.4 to 4.10 are placeholders until they land):</w:t>
+        <w:t xml:space="preserve">, one per lesson, as the lesson pages name them):</w:t>
       </w:r>
     </w:p>
     <w:p>
@@ -6929,7 +7065,7 @@
         <w:t xml:space="preserve"> </w:t>
       </w:r>
       <w:r>
-        <w:t xml:space="preserve">(the landed lessons name theirs with the lesson title; multi-day lessons mark Day 1, Day 2, Day 3 inside one outline). The site build renders every outline as an HTML deck.</w:t>
+        <w:t xml:space="preserve">(each lesson names its own with the lesson title; multi-day lessons mark Day 1, Day 2, Day 3 inside one outline). The site build renders every outline as an HTML deck.</w:t>
       </w:r>
     </w:p>
     <w:p>
@@ -6990,7 +7126,7 @@
         <w:t xml:space="preserve"> </w:t>
       </w:r>
       <w:r>
-        <w:t xml:space="preserve">the science teacher covers energy, heat transfer, and electricity in grade 6 or 8. Lesson 4.4 uses the same words (a watt is a rate, a kilowatt-hour is an amount, heat moves from warm to cold, insulation slows it) and a watt meter the science department may own; Lesson 4.3’s grade 8 stretch explains why a breaker trips (too much current for the wire) and what a GFCI does. FACS stays on the bill and the habit; the physics of it belongs to science.</w:t>
+        <w:t xml:space="preserve">the science teacher covers energy, heat transfer, and electricity in grade 6 or 8. Lesson 4.4 uses the same words (a watt is a rate, a kilowatt-hour is an amount, heat moves from warm to cold, insulation slows it) and a plug-in electricity meter the science department may own; Lesson 4.3’s grade 8 stretch explains why a breaker trips (too much current for the wire) and what a GFCI does. FACS stays on the bill and the habit; the physics of it belongs to science.</w:t>
       </w:r>
     </w:p>
     <w:p>
@@ -7221,7 +7357,7 @@
         <w:t xml:space="preserve">Vocabulary 04.md</w:t>
       </w:r>
       <w:r>
-        <w:t xml:space="preserve">: 69 Tier 3 terms across the four topics with a one-line student definition and a Spanish column, to be checked by a native speaker. The Topic 4.2 terms come from my Color in the Home vocabulary cards; the rest are new, including the words the landed lessons name (townhouse, manufactured home, clearance, turning circle, elevation, home inspector, energy auditor, property manager). The file also has sentence starters for the pitch, for the peer review, and for the repair stations in English and Spanish; the landed lessons name the frames they need (the family match, the calendar justification, the needs list, the pitch planner, the feedback slip), and the starters cover them.</w:t>
+        <w:t xml:space="preserve">: 69 Tier 3 terms across the four topics with a one-line student definition and a Spanish column, to be checked by a native speaker. The Topic 4.2 terms come from my Color in the Home vocabulary cards; the rest are new, including the words the lessons name (townhouse, manufactured home, clearance, turning circle, elevation, home inspector, energy auditor, property manager). The file also has sentence starters for the pitch, for the peer review, and for the repair stations in English and Spanish; the lessons name the frames they need (the family match, the calendar justification, the needs list, the pitch planner, the feedback slip), and the starters cover them.</w:t>
       </w:r>
     </w:p>
     <w:sectPr>
